--- a/fichas/fai-pendulos-acoplados.docx
+++ b/fichas/fai-pendulos-acoplados.docx
@@ -27,6 +27,7 @@
           <w:ilvl w:val="0"/>
           <w:numId w:val="0"/>
         </w:numPr>
+        <w:spacing w:before="440" w:after="160"/>
       </w:pPr>
       <w:r>
         <w:rPr>
@@ -38,6 +39,7 @@
     <w:p>
       <w:pPr>
         <w:pStyle w:val="FirstParagraph"/>
+        <w:spacing w:after="120" w:line="276" w:lineRule="auto"/>
         <w:jc w:val="both"/>
       </w:pPr>
       <w:r>
@@ -53,6 +55,7 @@
           <w:ilvl w:val="0"/>
           <w:numId w:val="0"/>
         </w:numPr>
+        <w:spacing w:before="440" w:after="160"/>
       </w:pPr>
       <w:r>
         <w:rPr>
@@ -64,6 +67,7 @@
     <w:p>
       <w:pPr>
         <w:pStyle w:val="FirstParagraph"/>
+        <w:spacing w:after="120" w:line="276" w:lineRule="auto"/>
         <w:jc w:val="both"/>
       </w:pPr>
       <w:r>
@@ -258,6 +262,7 @@
     <w:p>
       <w:pPr>
         <w:pStyle w:val="FirstParagraph"/>
+        <w:spacing w:after="120" w:line="276" w:lineRule="auto"/>
         <w:jc w:val="both"/>
       </w:pPr>
       <m:oMathPara>
@@ -389,6 +394,7 @@
     <w:p>
       <w:pPr>
         <w:pStyle w:val="FirstParagraph"/>
+        <w:spacing w:after="120" w:line="276" w:lineRule="auto"/>
         <w:jc w:val="both"/>
       </w:pPr>
       <w:r>
@@ -460,6 +466,7 @@
     <w:p>
       <w:pPr>
         <w:pStyle w:val="BodyText"/>
+        <w:spacing w:after="120" w:line="276" w:lineRule="auto"/>
         <w:jc w:val="both"/>
       </w:pPr>
       <w:r>
@@ -529,6 +536,7 @@
     <w:p>
       <w:pPr>
         <w:pStyle w:val="BodyText"/>
+        <w:spacing w:after="120" w:line="276" w:lineRule="auto"/>
         <w:jc w:val="both"/>
       </w:pPr>
       <m:oMathPara>
@@ -686,6 +694,7 @@
           <w:ilvl w:val="0"/>
           <w:numId w:val="0"/>
         </w:numPr>
+        <w:spacing w:before="440" w:after="160"/>
       </w:pPr>
       <w:r>
         <w:rPr>
@@ -754,6 +763,7 @@
     <w:p>
       <w:pPr>
         <w:pStyle w:val="BodyText"/>
+        <w:spacing w:after="120" w:line="276" w:lineRule="auto"/>
         <w:jc w:val="both"/>
       </w:pPr>
       <w:r>
@@ -788,6 +798,7 @@
     <w:p>
       <w:pPr>
         <w:pStyle w:val="BodyText"/>
+        <w:spacing w:after="120" w:line="276" w:lineRule="auto"/>
         <w:jc w:val="both"/>
       </w:pPr>
       <w:r>
@@ -824,6 +835,7 @@
     <w:p>
       <w:pPr>
         <w:pStyle w:val="BodyText"/>
+        <w:spacing w:after="120" w:line="276" w:lineRule="auto"/>
         <w:jc w:val="both"/>
       </w:pPr>
       <m:oMath>
@@ -873,7 +885,7 @@
       </w:r>
     </w:p>
     <w:bookmarkEnd w:id="26"/>
-    <w:bookmarkStart w:id="27" w:name="resultados"/>
+    <w:bookmarkStart w:id="29" w:name="resultados"/>
     <w:p>
       <w:pPr>
         <w:pStyle w:val="Heading2"/>
@@ -881,6 +893,7 @@
           <w:ilvl w:val="0"/>
           <w:numId w:val="0"/>
         </w:numPr>
+        <w:spacing w:before="440" w:after="160"/>
       </w:pPr>
       <w:r>
         <w:rPr>
@@ -889,21 +902,30 @@
         <w:t xml:space="preserve">Resultados</w:t>
       </w:r>
     </w:p>
+    <w:bookmarkStart w:id="27" w:name="parte-a.-péndulo-libre"/>
     <w:p>
       <w:pPr>
+        <w:pStyle w:val="Heading3"/>
+        <w:numPr>
+          <w:ilvl w:val="0"/>
+          <w:numId w:val="0"/>
+        </w:numPr>
+        <w:spacing w:before="320" w:after="120"/>
+      </w:pPr>
+      <w:r>
+        <w:rPr>
+          <w:i w:val="0"/>
+          <w:sz w:val="26"/>
+        </w:rPr>
+        <w:t xml:space="preserve">Parte A. Péndulo libre</w:t>
+      </w:r>
+    </w:p>
+    <w:p>
+      <w:pPr>
         <w:pStyle w:val="FirstParagraph"/>
+        <w:spacing w:after="120" w:line="276" w:lineRule="auto"/>
         <w:jc w:val="both"/>
       </w:pPr>
-      <w:r>
-        <w:rPr>
-          <w:bCs/>
-          <w:b/>
-        </w:rPr>
-        <w:t xml:space="preserve">Parte A. Péndulo libre.</w:t>
-      </w:r>
-      <w:r>
-        <w:t xml:space="preserve"> </w:t>
-      </w:r>
       <w:r>
         <w:t xml:space="preserve">Sin el hilo de acoplamiento, medir tres veces el tiempo de 10 oscilaciones de cada péndulo para comprobar que tienen el mismo periodo</w:t>
       </w:r>
@@ -928,21 +950,31 @@
         <w:t xml:space="preserve">.</w:t>
       </w:r>
     </w:p>
+    <w:bookmarkEnd w:id="27"/>
+    <w:bookmarkStart w:id="28" w:name="parte-b.-modos-normales-y-batidos"/>
     <w:p>
       <w:pPr>
-        <w:pStyle w:val="BodyText"/>
+        <w:pStyle w:val="Heading3"/>
+        <w:numPr>
+          <w:ilvl w:val="0"/>
+          <w:numId w:val="0"/>
+        </w:numPr>
+        <w:spacing w:before="320" w:after="120"/>
+      </w:pPr>
+      <w:r>
+        <w:rPr>
+          <w:i w:val="0"/>
+          <w:sz w:val="26"/>
+        </w:rPr>
+        <w:t xml:space="preserve">Parte B. Modos normales y batidos</w:t>
+      </w:r>
+    </w:p>
+    <w:p>
+      <w:pPr>
+        <w:pStyle w:val="FirstParagraph"/>
+        <w:spacing w:after="120" w:line="276" w:lineRule="auto"/>
         <w:jc w:val="both"/>
       </w:pPr>
-      <w:r>
-        <w:rPr>
-          <w:bCs/>
-          <w:b/>
-        </w:rPr>
-        <w:t xml:space="preserve">Parte B. Modos normales y batidos.</w:t>
-      </w:r>
-      <w:r>
-        <w:t xml:space="preserve"> </w:t>
-      </w:r>
       <w:r>
         <w:t xml:space="preserve">Para tres pesas de acoplamiento (</w:t>
       </w:r>
@@ -1838,6 +1870,7 @@
     <w:p>
       <w:pPr>
         <w:pStyle w:val="TableCaption"/>
+        <w:spacing w:before="80" w:after="280"/>
         <w:jc w:val="center"/>
       </w:pPr>
       <w:r>
@@ -1847,6 +1880,7 @@
     <w:p>
       <w:pPr>
         <w:pStyle w:val="BodyText"/>
+        <w:spacing w:after="120" w:line="276" w:lineRule="auto"/>
         <w:jc w:val="both"/>
       </w:pPr>
       <m:oMath>
@@ -1870,8 +1904,9 @@
         <w:t xml:space="preserve">= ( __________ ± __________ ) s</w:t>
       </w:r>
     </w:p>
-    <w:bookmarkEnd w:id="27"/>
-    <w:bookmarkStart w:id="28" w:name="cuestiones"/>
+    <w:bookmarkEnd w:id="28"/>
+    <w:bookmarkEnd w:id="29"/>
+    <w:bookmarkStart w:id="30" w:name="cuestiones"/>
     <w:p>
       <w:pPr>
         <w:pStyle w:val="Heading2"/>
@@ -1879,6 +1914,7 @@
           <w:ilvl w:val="0"/>
           <w:numId w:val="0"/>
         </w:numPr>
+        <w:spacing w:before="440" w:after="160"/>
       </w:pPr>
       <w:r>
         <w:rPr>
@@ -1890,6 +1926,7 @@
     <w:p>
       <w:pPr>
         <w:pStyle w:val="FirstParagraph"/>
+        <w:spacing w:before="280" w:after="120" w:line="276" w:lineRule="auto"/>
         <w:jc w:val="both"/>
       </w:pPr>
       <w:r>
@@ -1981,6 +2018,7 @@
     <w:p>
       <w:pPr>
         <w:pStyle w:val="BodyText"/>
+        <w:spacing w:before="280" w:after="120" w:line="276" w:lineRule="auto"/>
         <w:jc w:val="both"/>
       </w:pPr>
       <w:r>
@@ -2109,6 +2147,7 @@
     <w:p>
       <w:pPr>
         <w:pStyle w:val="BodyText"/>
+        <w:spacing w:before="280" w:after="120" w:line="276" w:lineRule="auto"/>
         <w:jc w:val="both"/>
       </w:pPr>
       <w:r>
@@ -2264,6 +2303,7 @@
     <w:p>
       <w:pPr>
         <w:pStyle w:val="BodyText"/>
+        <w:spacing w:before="280" w:after="120" w:line="276" w:lineRule="auto"/>
         <w:jc w:val="both"/>
       </w:pPr>
       <w:r>
@@ -2390,6 +2430,7 @@
     <w:p>
       <w:pPr>
         <w:pStyle w:val="BodyText"/>
+        <w:spacing w:after="120" w:line="276" w:lineRule="auto"/>
         <w:jc w:val="both"/>
       </w:pPr>
       <m:oMath>
@@ -2436,6 +2477,7 @@
     <w:p>
       <w:pPr>
         <w:pStyle w:val="BodyText"/>
+        <w:spacing w:before="280" w:after="120" w:line="276" w:lineRule="auto"/>
         <w:jc w:val="both"/>
       </w:pPr>
       <w:r>
@@ -2481,7 +2523,7 @@
       </w:tr>
     </w:tbl>
     <w:p/>
-    <w:bookmarkEnd w:id="28"/>
+    <w:bookmarkEnd w:id="30"/>
     <w:sectPr>
       <w:headerReference w:type="default" r:id="rId9"/>
       <w:footerReference w:type="default" r:id="rId10"/>
@@ -3046,11 +3088,12 @@
       <w:outlineLvl w:val="2"/>
     </w:pPr>
     <w:rPr>
-      <w:rFonts w:asciiTheme="majorHAnsi" w:cstheme="majorBidi" w:eastAsiaTheme="majorEastAsia" w:hAnsiTheme="majorHAnsi"/>
+      <w:rFonts w:ascii="Arial" w:hAnsi="Arial" w:cs="Arial"/>
       <w:b/>
       <w:bCs/>
-      <w:color w:themeColor="accent1" w:val="4F81BD"/>
-      <w:sz w:val="24"/>
+      <w:i w:val="0"/>
+      <w:color w:val="000000"/>
+      <w:sz w:val="26"/>
       <w:szCs w:val="24"/>
     </w:rPr>
   </w:style>

--- a/fichas/fai-pendulos-acoplados.docx
+++ b/fichas/fai-pendulos-acoplados.docx
@@ -1089,6 +1089,17 @@
         <w:t xml:space="preserve">.</w:t>
       </w:r>
     </w:p>
+    <w:p>
+      <w:pPr>
+        <w:pStyle w:val="TableCaption"/>
+        <w:keepNext/>
+        <w:spacing w:before="200" w:after="80"/>
+        <w:jc w:val="center"/>
+      </w:pPr>
+      <w:r>
+        <w:t xml:space="preserve">Tabla 1. Modos normales y batidos.</w:t>
+      </w:r>
+    </w:p>
     <w:tbl>
       <w:tblPr>
         <w:tblW w:type="pct" w:w="5000"/>
@@ -1127,6 +1138,7 @@
           <w:p>
             <w:pPr>
               <w:pStyle w:val="Compact"/>
+              <w:keepNext/>
               <w:jc w:val="center"/>
             </w:pPr>
             <m:oMath>
@@ -1156,6 +1168,7 @@
           <w:p>
             <w:pPr>
               <w:pStyle w:val="Compact"/>
+              <w:keepNext/>
               <w:jc w:val="center"/>
             </w:pPr>
             <m:oMath>
@@ -1194,6 +1207,7 @@
           <w:p>
             <w:pPr>
               <w:pStyle w:val="Compact"/>
+              <w:keepNext/>
               <w:jc w:val="center"/>
             </w:pPr>
             <m:oMath>
@@ -1232,6 +1246,7 @@
           <w:p>
             <w:pPr>
               <w:pStyle w:val="Compact"/>
+              <w:keepNext/>
               <w:jc w:val="center"/>
             </w:pPr>
             <m:oMath>
@@ -1270,6 +1285,7 @@
           <w:p>
             <w:pPr>
               <w:pStyle w:val="Compact"/>
+              <w:keepNext/>
               <w:jc w:val="center"/>
             </w:pPr>
             <m:oMath>
@@ -1308,6 +1324,7 @@
           <w:p>
             <w:pPr>
               <w:pStyle w:val="Compact"/>
+              <w:keepNext/>
               <w:jc w:val="center"/>
             </w:pPr>
             <m:oMath>
@@ -1374,6 +1391,7 @@
           <w:p>
             <w:pPr>
               <w:pStyle w:val="Compact"/>
+              <w:keepNext/>
               <w:jc w:val="center"/>
             </w:pPr>
             <m:oMath>
@@ -1412,6 +1430,7 @@
           <w:p>
             <w:pPr>
               <w:pStyle w:val="Compact"/>
+              <w:keepNext/>
               <w:jc w:val="center"/>
             </w:pPr>
             <m:oMath>
@@ -1454,6 +1473,7 @@
           <w:p>
             <w:pPr>
               <w:pStyle w:val="Compact"/>
+              <w:keepNext/>
               <w:jc w:val="center"/>
             </w:pPr>
             <w:r>
@@ -1471,6 +1491,7 @@
           <w:p>
             <w:pPr>
               <w:pStyle w:val="Compact"/>
+              <w:keepNext/>
               <w:jc w:val="center"/>
             </w:pPr>
             <w:r>
@@ -1488,6 +1509,7 @@
           <w:p>
             <w:pPr>
               <w:pStyle w:val="Compact"/>
+              <w:keepNext/>
               <w:jc w:val="center"/>
             </w:pPr>
             <w:r>
@@ -1505,6 +1527,7 @@
           <w:p>
             <w:pPr>
               <w:pStyle w:val="Compact"/>
+              <w:keepNext/>
               <w:jc w:val="center"/>
             </w:pPr>
             <w:r>
@@ -1522,6 +1545,7 @@
           <w:p>
             <w:pPr>
               <w:pStyle w:val="Compact"/>
+              <w:keepNext/>
               <w:jc w:val="center"/>
             </w:pPr>
             <w:r>
@@ -1539,6 +1563,7 @@
           <w:p>
             <w:pPr>
               <w:pStyle w:val="Compact"/>
+              <w:keepNext/>
               <w:jc w:val="center"/>
             </w:pPr>
             <w:r>
@@ -1556,6 +1581,7 @@
           <w:p>
             <w:pPr>
               <w:pStyle w:val="Compact"/>
+              <w:keepNext/>
               <w:jc w:val="center"/>
             </w:pPr>
             <w:r>
@@ -1573,6 +1599,7 @@
           <w:p>
             <w:pPr>
               <w:pStyle w:val="Compact"/>
+              <w:keepNext/>
               <w:jc w:val="center"/>
             </w:pPr>
             <w:r>
@@ -1595,6 +1622,7 @@
           <w:p>
             <w:pPr>
               <w:pStyle w:val="Compact"/>
+              <w:keepNext/>
               <w:jc w:val="center"/>
             </w:pPr>
             <w:r>
@@ -1612,6 +1640,7 @@
           <w:p>
             <w:pPr>
               <w:pStyle w:val="Compact"/>
+              <w:keepNext/>
               <w:jc w:val="center"/>
             </w:pPr>
             <w:r>
@@ -1629,6 +1658,7 @@
           <w:p>
             <w:pPr>
               <w:pStyle w:val="Compact"/>
+              <w:keepNext/>
               <w:jc w:val="center"/>
             </w:pPr>
             <w:r>
@@ -1646,6 +1676,7 @@
           <w:p>
             <w:pPr>
               <w:pStyle w:val="Compact"/>
+              <w:keepNext/>
               <w:jc w:val="center"/>
             </w:pPr>
             <w:r>
@@ -1663,6 +1694,7 @@
           <w:p>
             <w:pPr>
               <w:pStyle w:val="Compact"/>
+              <w:keepNext/>
               <w:jc w:val="center"/>
             </w:pPr>
             <w:r>
@@ -1680,6 +1712,7 @@
           <w:p>
             <w:pPr>
               <w:pStyle w:val="Compact"/>
+              <w:keepNext/>
               <w:jc w:val="center"/>
             </w:pPr>
             <w:r>
@@ -1697,6 +1730,7 @@
           <w:p>
             <w:pPr>
               <w:pStyle w:val="Compact"/>
+              <w:keepNext/>
               <w:jc w:val="center"/>
             </w:pPr>
             <w:r>
@@ -1714,6 +1748,7 @@
           <w:p>
             <w:pPr>
               <w:pStyle w:val="Compact"/>
+              <w:keepNext/>
               <w:jc w:val="center"/>
             </w:pPr>
             <w:r>
@@ -1736,6 +1771,7 @@
           <w:p>
             <w:pPr>
               <w:pStyle w:val="Compact"/>
+              <w:keepNext/>
               <w:jc w:val="center"/>
             </w:pPr>
             <w:r>
@@ -1753,6 +1789,7 @@
           <w:p>
             <w:pPr>
               <w:pStyle w:val="Compact"/>
+              <w:keepNext/>
               <w:jc w:val="center"/>
             </w:pPr>
             <w:r>
@@ -1770,6 +1807,7 @@
           <w:p>
             <w:pPr>
               <w:pStyle w:val="Compact"/>
+              <w:keepNext/>
               <w:jc w:val="center"/>
             </w:pPr>
             <w:r>
@@ -1787,6 +1825,7 @@
           <w:p>
             <w:pPr>
               <w:pStyle w:val="Compact"/>
+              <w:keepNext/>
               <w:jc w:val="center"/>
             </w:pPr>
             <w:r>
@@ -1804,6 +1843,7 @@
           <w:p>
             <w:pPr>
               <w:pStyle w:val="Compact"/>
+              <w:keepNext/>
               <w:jc w:val="center"/>
             </w:pPr>
             <w:r>
@@ -1821,6 +1861,7 @@
           <w:p>
             <w:pPr>
               <w:pStyle w:val="Compact"/>
+              <w:keepNext/>
               <w:jc w:val="center"/>
             </w:pPr>
             <w:r>
@@ -1838,6 +1879,7 @@
           <w:p>
             <w:pPr>
               <w:pStyle w:val="Compact"/>
+              <w:keepNext/>
               <w:jc w:val="center"/>
             </w:pPr>
             <w:r>
@@ -1855,6 +1897,7 @@
           <w:p>
             <w:pPr>
               <w:pStyle w:val="Compact"/>
+              <w:keepNext/>
               <w:jc w:val="center"/>
             </w:pPr>
             <w:r>
@@ -1869,18 +1912,8 @@
     </w:tbl>
     <w:p>
       <w:pPr>
-        <w:pStyle w:val="TableCaption"/>
-        <w:spacing w:before="80" w:after="280"/>
-        <w:jc w:val="center"/>
-      </w:pPr>
-      <w:r>
-        <w:t xml:space="preserve">Tabla 1. Modos normales y batidos.</w:t>
-      </w:r>
-    </w:p>
-    <w:p>
-      <w:pPr>
         <w:pStyle w:val="BodyText"/>
-        <w:spacing w:after="120" w:line="276" w:lineRule="auto"/>
+        <w:spacing w:after="120" w:line="276" w:lineRule="auto" w:before="200"/>
         <w:jc w:val="both"/>
       </w:pPr>
       <m:oMath>

--- a/fichas/fai-pendulos-acoplados.docx
+++ b/fichas/fai-pendulos-acoplados.docx
@@ -43,7 +43,7 @@
         <w:jc w:val="both"/>
       </w:pPr>
       <w:r>
-        <w:t xml:space="preserve">Medir las frecuencias de los dos modos normales de dos péndulos iguales acoplados por un hilo con una pesa, observar los batidos cuando solo se separa uno de ellos y estudiar cómo depende el acoplamiento de la masa de la pesa.</w:t>
+        <w:t xml:space="preserve">Medir las frecuencias de los dos modos normales de dos péndulos iguales acoplados por un hilo con una pesa, ver cómo cambia el modo en oposición al cambiar la pesa y observar los batidos.</w:t>
       </w:r>
     </w:p>
     <w:bookmarkEnd w:id="21"/>
@@ -71,21 +71,7 @@
         <w:jc w:val="both"/>
       </w:pPr>
       <w:r>
-        <w:t xml:space="preserve">Dos péndulos iguales, de masa</w:t>
-      </w:r>
-      <w:r>
-        <w:t xml:space="preserve"> </w:t>
-      </w:r>
-      <m:oMath>
-        <m:r>
-          <m:t>m</m:t>
-        </m:r>
-      </m:oMath>
-      <w:r>
-        <w:t xml:space="preserve"> </w:t>
-      </w:r>
-      <w:r>
-        <w:t xml:space="preserve">y longitud</w:t>
+        <w:t xml:space="preserve">Dos péndulos iguales, de longitud</w:t>
       </w:r>
       <w:r>
         <w:t xml:space="preserve"> </w:t>
@@ -96,21 +82,7 @@
         </m:r>
       </m:oMath>
       <w:r>
-        <w:t xml:space="preserve">, se unen con un hilo atado a cada uno a una distancia</w:t>
-      </w:r>
-      <w:r>
-        <w:t xml:space="preserve"> </w:t>
-      </w:r>
-      <m:oMath>
-        <m:r>
-          <m:t>l</m:t>
-        </m:r>
-      </m:oMath>
-      <w:r>
-        <w:t xml:space="preserve"> </w:t>
-      </w:r>
-      <w:r>
-        <w:t xml:space="preserve">del punto de suspensión. Del centro del hilo cuelga una pesa de masa</w:t>
+        <w:t xml:space="preserve">, se unen con un hilo atado a cada uno a la misma altura. Del centro del hilo cuelga una pesa de masa</w:t>
       </w:r>
       <w:r>
         <w:t xml:space="preserve"> </w:t>
@@ -121,21 +93,7 @@
         </m:r>
       </m:oMath>
       <w:r>
-        <w:t xml:space="preserve">, de modo que el hilo forma una V. Si los péndulos se acercan o se separan entre sí, la V se cierra o se abre y la pesa sube o baja: el hilo con la pesa hace de muelle, de constante efectiva</w:t>
-      </w:r>
-      <w:r>
-        <w:t xml:space="preserve"> </w:t>
-      </w:r>
-      <m:oMath>
-        <m:r>
-          <m:t>κ</m:t>
-        </m:r>
-      </m:oMath>
-      <w:r>
-        <w:t xml:space="preserve"> </w:t>
-      </w:r>
-      <w:r>
-        <w:t xml:space="preserve">proporcional a</w:t>
+        <w:t xml:space="preserve">, de modo que el hilo forma una V (Figura 1). Si los péndulos se acercan o se separan entre sí, la V se cierra o se abre y la pesa sube o baja: el hilo con la pesa hace de muelle entre los dos péndulos, y cuanto mayor es</w:t>
       </w:r>
       <w:r>
         <w:t xml:space="preserve"> </w:t>
@@ -146,30 +104,20 @@
         </m:r>
       </m:oMath>
       <w:r>
-        <w:t xml:space="preserve">. Para pequeñas oscilaciones hay dos modos normales:</w:t>
+        <w:t xml:space="preserve"> </w:t>
+      </w:r>
+      <w:r>
+        <w:t xml:space="preserve">más fuerte es el acoplamiento.</w:t>
       </w:r>
     </w:p>
     <w:p>
       <w:pPr>
-        <w:numPr>
-          <w:ilvl w:val="0"/>
-          <w:numId w:val="1001"/>
-        </w:numPr>
-        <w:pStyle w:val="Compact"/>
+        <w:pStyle w:val="BodyText"/>
+        <w:spacing w:after="120" w:line="276" w:lineRule="auto"/>
         <w:jc w:val="both"/>
       </w:pPr>
       <w:r>
-        <w:rPr>
-          <w:bCs/>
-          <w:b/>
-        </w:rPr>
-        <w:t xml:space="preserve">Modo en fase:</w:t>
-      </w:r>
-      <w:r>
-        <w:t xml:space="preserve"> </w:t>
-      </w:r>
-      <w:r>
-        <w:t xml:space="preserve">los dos péndulos se mueven juntos, la V no se deforma y la frecuencia es prácticamente la del péndulo libre,</w:t>
+        <w:t xml:space="preserve">Para oscilaciones pequeñas hay dos modos normales. En el modo en fase los dos péndulos se mueven juntos hacia el mismo lado, la V no se deforma y la frecuencia</w:t>
       </w:r>
       <w:r>
         <w:t xml:space="preserve"> </w:t>
@@ -187,12 +135,87 @@
             </m:r>
           </m:sub>
         </m:sSub>
-        <m:r>
-          <m:rPr>
-            <m:sty m:val="p"/>
-          </m:rPr>
-          <m:t>≃</m:t>
-        </m:r>
+      </m:oMath>
+      <w:r>
+        <w:t xml:space="preserve"> </w:t>
+      </w:r>
+      <w:r>
+        <w:t xml:space="preserve">es prácticamente la del péndulo libre,</w:t>
+      </w:r>
+    </w:p>
+    <w:p>
+      <w:pPr>
+        <w:pStyle w:val="BodyText"/>
+        <w:spacing w:before="200" w:after="200"/>
+      </w:pPr>
+      <m:oMathPara>
+        <m:oMathParaPr>
+          <m:jc m:val="center"/>
+        </m:oMathParaPr>
+        <m:oMath>
+          <m:sSub>
+            <m:e>
+              <m:r>
+                <m:t>ω</m:t>
+              </m:r>
+            </m:e>
+            <m:sub>
+              <m:r>
+                <m:t>1</m:t>
+              </m:r>
+            </m:sub>
+          </m:sSub>
+          <m:r>
+            <m:rPr>
+              <m:sty m:val="p"/>
+            </m:rPr>
+            <m:t>≃</m:t>
+          </m:r>
+          <m:rad>
+            <m:radPr>
+              <m:degHide m:val="on"/>
+            </m:radPr>
+            <m:deg/>
+            <m:e>
+              <m:f>
+                <m:fPr>
+                  <m:type m:val="bar"/>
+                </m:fPr>
+                <m:num>
+                  <m:r>
+                    <m:t>g</m:t>
+                  </m:r>
+                </m:num>
+                <m:den>
+                  <m:r>
+                    <m:t>L</m:t>
+                  </m:r>
+                </m:den>
+              </m:f>
+            </m:e>
+          </m:rad>
+          <m:r>
+            <m:rPr>
+              <m:sty m:val="p"/>
+            </m:rPr>
+            <m:t>.</m:t>
+          </m:r>
+        </m:oMath>
+      </m:oMathPara>
+    </w:p>
+    <w:p>
+      <w:pPr>
+        <w:pStyle w:val="FirstParagraph"/>
+        <w:spacing w:after="120" w:line="276" w:lineRule="auto"/>
+        <w:jc w:val="both"/>
+      </w:pPr>
+      <w:r>
+        <w:t xml:space="preserve">En el modo en oposición se mueven en sentidos contrarios, la V se abre y se cierra y la frecuencia</w:t>
+      </w:r>
+      <w:r>
+        <w:t xml:space="preserve"> </w:t>
+      </w:r>
+      <m:oMath>
         <m:sSub>
           <m:e>
             <m:r>
@@ -201,69 +224,22 @@
           </m:e>
           <m:sub>
             <m:r>
-              <m:t>0</m:t>
+              <m:t>2</m:t>
             </m:r>
           </m:sub>
         </m:sSub>
-        <m:r>
-          <m:rPr>
-            <m:sty m:val="p"/>
-          </m:rPr>
-          <m:t>=</m:t>
-        </m:r>
-        <m:rad>
-          <m:radPr>
-            <m:degHide m:val="on"/>
-          </m:radPr>
-          <m:deg/>
-          <m:e>
-            <m:r>
-              <m:t>g</m:t>
-            </m:r>
-            <m:r>
-              <m:rPr>
-                <m:sty m:val="p"/>
-              </m:rPr>
-              <m:t>/</m:t>
-            </m:r>
-            <m:r>
-              <m:t>L</m:t>
-            </m:r>
-          </m:e>
-        </m:rad>
       </m:oMath>
       <w:r>
-        <w:t xml:space="preserve">.</w:t>
+        <w:t xml:space="preserve"> </w:t>
+      </w:r>
+      <w:r>
+        <w:t xml:space="preserve">es mayor. Para este montaje,</w:t>
       </w:r>
     </w:p>
     <w:p>
       <w:pPr>
-        <w:numPr>
-          <w:ilvl w:val="0"/>
-          <w:numId w:val="1001"/>
-        </w:numPr>
-        <w:pStyle w:val="Compact"/>
-        <w:jc w:val="both"/>
-      </w:pPr>
-      <w:r>
-        <w:rPr>
-          <w:bCs/>
-          <w:b/>
-        </w:rPr>
-        <w:t xml:space="preserve">Modo en oposición:</w:t>
-      </w:r>
-      <w:r>
-        <w:t xml:space="preserve"> </w:t>
-      </w:r>
-      <w:r>
-        <w:t xml:space="preserve">se mueven en sentidos contrarios, la V se abre y se cierra, y</w:t>
-      </w:r>
-    </w:p>
-    <w:p>
-      <w:pPr>
-        <w:pStyle w:val="FirstParagraph"/>
-        <w:spacing w:after="120" w:line="276" w:lineRule="auto"/>
-        <w:jc w:val="both"/>
+        <w:pStyle w:val="BodyText"/>
+        <w:spacing w:before="200" w:after="200"/>
       </w:pPr>
       <m:oMathPara>
         <m:oMathParaPr>
@@ -316,68 +292,11 @@
             </m:rPr>
             <m:t>+</m:t>
           </m:r>
-          <m:f>
-            <m:fPr>
-              <m:type m:val="bar"/>
-            </m:fPr>
-            <m:num>
-              <m:r>
-                <m:t>2</m:t>
-              </m:r>
-              <m:r>
-                <m:t>κ</m:t>
-              </m:r>
-              <m:r>
-                <m:t> </m:t>
-              </m:r>
-              <m:sSup>
-                <m:e>
-                  <m:r>
-                    <m:t>l</m:t>
-                  </m:r>
-                </m:e>
-                <m:sup>
-                  <m:r>
-                    <m:t>2</m:t>
-                  </m:r>
-                </m:sup>
-              </m:sSup>
-            </m:num>
-            <m:den>
-              <m:r>
-                <m:t>m</m:t>
-              </m:r>
-              <m:sSup>
-                <m:e>
-                  <m:r>
-                    <m:t>L</m:t>
-                  </m:r>
-                </m:e>
-                <m:sup>
-                  <m:r>
-                    <m:t>2</m:t>
-                  </m:r>
-                </m:sup>
-              </m:sSup>
-            </m:den>
-          </m:f>
           <m:r>
-            <m:rPr>
-              <m:sty m:val="p"/>
-            </m:rPr>
-            <m:t>,</m:t>
+            <m:t>c</m:t>
           </m:r>
           <m:r>
-            <m:t>  </m:t>
-          </m:r>
-          <m:r>
-            <m:t>κ</m:t>
-          </m:r>
-          <m:r>
-            <m:rPr>
-              <m:sty m:val="p"/>
-            </m:rPr>
-            <m:t>∝</m:t>
+            <m:t> </m:t>
           </m:r>
           <m:r>
             <m:t>M</m:t>
@@ -386,7 +305,7 @@
             <m:rPr>
               <m:sty m:val="p"/>
             </m:rPr>
-            <m:t>.</m:t>
+            <m:t>,</m:t>
           </m:r>
         </m:oMath>
       </m:oMathPara>
@@ -398,69 +317,21 @@
         <w:jc w:val="both"/>
       </w:pPr>
       <w:r>
-        <w:t xml:space="preserve">Por tanto</w:t>
-      </w:r>
-      <w:r>
-        <w:t xml:space="preserve"> </w:t>
-      </w:r>
-      <m:oMath>
-        <m:sSubSup>
-          <m:e>
-            <m:r>
-              <m:t>ω</m:t>
-            </m:r>
-          </m:e>
-          <m:sub>
-            <m:r>
-              <m:t>2</m:t>
-            </m:r>
-          </m:sub>
-          <m:sup>
-            <m:r>
-              <m:t>2</m:t>
-            </m:r>
-          </m:sup>
-        </m:sSubSup>
-        <m:r>
-          <m:rPr>
-            <m:sty m:val="p"/>
-          </m:rPr>
-          <m:t>−</m:t>
-        </m:r>
-        <m:sSubSup>
-          <m:e>
-            <m:r>
-              <m:t>ω</m:t>
-            </m:r>
-          </m:e>
-          <m:sub>
-            <m:r>
-              <m:t>1</m:t>
-            </m:r>
-          </m:sub>
-          <m:sup>
-            <m:r>
-              <m:t>2</m:t>
-            </m:r>
-          </m:sup>
-        </m:sSubSup>
-      </m:oMath>
-      <w:r>
-        <w:t xml:space="preserve"> </w:t>
-      </w:r>
-      <w:r>
-        <w:t xml:space="preserve">es proporcional a</w:t>
+        <w:t xml:space="preserve">donde</w:t>
       </w:r>
       <w:r>
         <w:t xml:space="preserve"> </w:t>
       </w:r>
       <m:oMath>
         <m:r>
-          <m:t>M</m:t>
+          <m:t>c</m:t>
         </m:r>
       </m:oMath>
       <w:r>
-        <w:t xml:space="preserve">: cuanto mayor es la pesa, más fuerte es el acoplamiento.</w:t>
+        <w:t xml:space="preserve"> </w:t>
+      </w:r>
+      <w:r>
+        <w:t xml:space="preserve">es una constante que depende de las longitudes del montaje y de la masa de los péndulos.</w:t>
       </w:r>
     </w:p>
     <w:p>
@@ -470,74 +341,13 @@
         <w:jc w:val="both"/>
       </w:pPr>
       <w:r>
-        <w:t xml:space="preserve">Cualquier movimiento es una superposición de los dos modos. Si se separa un solo péndulo y se suelta, la energía pasa de uno a otro: cada péndulo oscila con frecuencia</w:t>
-      </w:r>
-      <w:r>
-        <w:t xml:space="preserve"> </w:t>
-      </w:r>
-      <m:oMath>
-        <m:d>
-          <m:dPr>
-            <m:begChr m:val="("/>
-            <m:endChr m:val=")"/>
-            <m:sepChr m:val=""/>
-            <m:grow/>
-          </m:dPr>
-          <m:e>
-            <m:sSub>
-              <m:e>
-                <m:r>
-                  <m:t>ω</m:t>
-                </m:r>
-              </m:e>
-              <m:sub>
-                <m:r>
-                  <m:t>1</m:t>
-                </m:r>
-              </m:sub>
-            </m:sSub>
-            <m:r>
-              <m:rPr>
-                <m:sty m:val="p"/>
-              </m:rPr>
-              <m:t>+</m:t>
-            </m:r>
-            <m:sSub>
-              <m:e>
-                <m:r>
-                  <m:t>ω</m:t>
-                </m:r>
-              </m:e>
-              <m:sub>
-                <m:r>
-                  <m:t>2</m:t>
-                </m:r>
-              </m:sub>
-            </m:sSub>
-          </m:e>
-        </m:d>
-        <m:r>
-          <m:rPr>
-            <m:sty m:val="p"/>
-          </m:rPr>
-          <m:t>/</m:t>
-        </m:r>
-        <m:r>
-          <m:t>2</m:t>
-        </m:r>
-      </m:oMath>
-      <w:r>
-        <w:t xml:space="preserve"> </w:t>
-      </w:r>
-      <w:r>
-        <w:t xml:space="preserve">y su amplitud se anula periódicamente con el periodo de batido</w:t>
+        <w:t xml:space="preserve">Cualquier otro movimiento es una superposición de los dos modos. Si se separa un solo péndulo y se suelta, la energía pasa de uno a otro: la amplitud de cada péndulo se anula periódicamente, con el periodo de batido</w:t>
       </w:r>
     </w:p>
     <w:p>
       <w:pPr>
         <w:pStyle w:val="BodyText"/>
-        <w:spacing w:after="120" w:line="276" w:lineRule="auto"/>
-        <w:jc w:val="both"/>
+        <w:spacing w:before="200" w:after="200"/>
       </w:pPr>
       <m:oMathPara>
         <m:oMathParaPr>
@@ -611,75 +421,6 @@
             <m:rPr>
               <m:sty m:val="p"/>
             </m:rPr>
-            <m:t>=</m:t>
-          </m:r>
-          <m:f>
-            <m:fPr>
-              <m:type m:val="bar"/>
-            </m:fPr>
-            <m:num>
-              <m:sSub>
-                <m:e>
-                  <m:r>
-                    <m:t>T</m:t>
-                  </m:r>
-                </m:e>
-                <m:sub>
-                  <m:r>
-                    <m:t>1</m:t>
-                  </m:r>
-                </m:sub>
-              </m:sSub>
-              <m:sSub>
-                <m:e>
-                  <m:r>
-                    <m:t>T</m:t>
-                  </m:r>
-                </m:e>
-                <m:sub>
-                  <m:r>
-                    <m:t>2</m:t>
-                  </m:r>
-                </m:sub>
-              </m:sSub>
-            </m:num>
-            <m:den>
-              <m:sSub>
-                <m:e>
-                  <m:r>
-                    <m:t>T</m:t>
-                  </m:r>
-                </m:e>
-                <m:sub>
-                  <m:r>
-                    <m:t>1</m:t>
-                  </m:r>
-                </m:sub>
-              </m:sSub>
-              <m:r>
-                <m:rPr>
-                  <m:sty m:val="p"/>
-                </m:rPr>
-                <m:t>−</m:t>
-              </m:r>
-              <m:sSub>
-                <m:e>
-                  <m:r>
-                    <m:t>T</m:t>
-                  </m:r>
-                </m:e>
-                <m:sub>
-                  <m:r>
-                    <m:t>2</m:t>
-                  </m:r>
-                </m:sub>
-              </m:sSub>
-            </m:den>
-          </m:f>
-          <m:r>
-            <m:rPr>
-              <m:sty m:val="p"/>
-            </m:rPr>
             <m:t>.</m:t>
           </m:r>
         </m:oMath>
@@ -711,7 +452,7 @@
       <w:r>
         <w:drawing>
           <wp:inline>
-            <wp:extent cx="1799999" cy="2535559"/>
+            <wp:extent cx="2339999" cy="3296227"/>
             <wp:effectExtent b="0" l="0" r="0" t="0"/>
             <wp:docPr descr="Figura 1. Péndulos acoplados por un hilo con una pesa." title="" id="24" name="Picture"/>
             <a:graphic>
@@ -732,7 +473,7 @@
                   <pic:spPr bwMode="auto">
                     <a:xfrm>
                       <a:off x="0" y="0"/>
-                      <a:ext cx="1799999" cy="2535559"/>
+                      <a:ext cx="2339999" cy="3296227"/>
                     </a:xfrm>
                     <a:prstGeom prst="rect">
                       <a:avLst/>
@@ -754,6 +495,7 @@
     <w:p>
       <w:pPr>
         <w:pStyle w:val="ImageCaption"/>
+        <w:spacing w:after="280"/>
         <w:jc w:val="center"/>
       </w:pPr>
       <w:r>
@@ -767,21 +509,7 @@
         <w:jc w:val="both"/>
       </w:pPr>
       <w:r>
-        <w:t xml:space="preserve">Los dos péndulos cuelgan de dos soportes separados unos 10 cm, con hilos de unos 40 cm. Ajustar las longitudes hasta que los dos tengan el mismo periodo. Atar un hilo de unos 20 cm a los dos péndulos a la misma distancia</w:t>
-      </w:r>
-      <w:r>
-        <w:t xml:space="preserve"> </w:t>
-      </w:r>
-      <m:oMath>
-        <m:r>
-          <m:t>l</m:t>
-        </m:r>
-      </m:oMath>
-      <w:r>
-        <w:t xml:space="preserve"> </w:t>
-      </w:r>
-      <w:r>
-        <w:t xml:space="preserve">del punto de suspensión (por ejemplo, en el extremo superior del portapesas) y colgar en su centro la pesa</w:t>
+        <w:t xml:space="preserve">Los dos péndulos cuelgan de dos soportes separados unos 10 cm, con hilos de unos 40 cm. Antes de acoplarlos, ajustar las longitudes hasta que los dos tengan el mismo periodo. Después, atar un hilo de unos 20 cm a los dos péndulos a la misma altura y colgar en su centro la pesa</w:t>
       </w:r>
       <w:r>
         <w:t xml:space="preserve"> </w:t>
@@ -802,90 +530,11 @@
         <w:jc w:val="both"/>
       </w:pPr>
       <w:r>
-        <w:t xml:space="preserve">Los péndulos se separan siempre</w:t>
-      </w:r>
-      <w:r>
-        <w:t xml:space="preserve"> </w:t>
-      </w:r>
-      <w:r>
-        <w:rPr>
-          <w:bCs/>
-          <w:b/>
-        </w:rPr>
-        <w:t xml:space="preserve">en el plano que forman los dos péndulos y el hilo</w:t>
-      </w:r>
-      <w:r>
-        <w:t xml:space="preserve">, con amplitudes pequeñas (unos 2 cm en los modos normales y 3 o 4 cm en los batidos). Si</w:t>
-      </w:r>
-      <w:r>
-        <w:t xml:space="preserve"> </w:t>
-      </w:r>
-      <m:oMath>
-        <m:r>
-          <m:t>M</m:t>
-        </m:r>
-      </m:oMath>
-      <w:r>
-        <w:t xml:space="preserve"> </w:t>
-      </w:r>
-      <w:r>
-        <w:t xml:space="preserve">es demasiado grande, el hilo tira de los péndulos hacia dentro y cuelgan torcidos: empezar con 10 g e ir reduciendo la pesa.</w:t>
-      </w:r>
-    </w:p>
-    <w:p>
-      <w:pPr>
-        <w:pStyle w:val="BodyText"/>
-        <w:spacing w:after="120" w:line="276" w:lineRule="auto"/>
-        <w:jc w:val="both"/>
-      </w:pPr>
-      <m:oMath>
-        <m:r>
-          <m:t>L</m:t>
-        </m:r>
-      </m:oMath>
-      <w:r>
-        <w:t xml:space="preserve"> </w:t>
-      </w:r>
-      <w:r>
-        <w:t xml:space="preserve">= __________</w:t>
-      </w:r>
-      <w:r>
-        <w:t xml:space="preserve"> </w:t>
-      </w:r>
-      <m:oMath>
-        <m:r>
-          <m:t>  </m:t>
-        </m:r>
-        <m:r>
-          <m:t>m</m:t>
-        </m:r>
-      </m:oMath>
-      <w:r>
-        <w:t xml:space="preserve"> </w:t>
-      </w:r>
-      <w:r>
-        <w:t xml:space="preserve">= __________</w:t>
-      </w:r>
-      <w:r>
-        <w:t xml:space="preserve"> </w:t>
-      </w:r>
-      <m:oMath>
-        <m:r>
-          <m:t>  </m:t>
-        </m:r>
-        <m:r>
-          <m:t>l</m:t>
-        </m:r>
-      </m:oMath>
-      <w:r>
-        <w:t xml:space="preserve"> </w:t>
-      </w:r>
-      <w:r>
-        <w:t xml:space="preserve">= __________</w:t>
+        <w:t xml:space="preserve">Los péndulos se separan siempre en el plano que forman los dos péndulos y el hilo, con amplitudes pequeñas, de unos 2 cm. Si la pesa es demasiado grande, el hilo tira de los péndulos hacia dentro y cuelgan torcidos; por eso se empieza con 10 g y se va reduciendo.</w:t>
       </w:r>
     </w:p>
     <w:bookmarkEnd w:id="26"/>
-    <w:bookmarkStart w:id="29" w:name="resultados"/>
+    <w:bookmarkStart w:id="30" w:name="resultados"/>
     <w:p>
       <w:pPr>
         <w:pStyle w:val="Heading2"/>
@@ -902,7 +551,7 @@
         <w:t xml:space="preserve">Resultados</w:t>
       </w:r>
     </w:p>
-    <w:bookmarkStart w:id="27" w:name="parte-a.-péndulo-libre"/>
+    <w:bookmarkStart w:id="27" w:name="parte-a.-modo-en-fase"/>
     <w:p>
       <w:pPr>
         <w:pStyle w:val="Heading3"/>
@@ -917,7 +566,7 @@
           <w:i w:val="0"/>
           <w:sz w:val="26"/>
         </w:rPr>
-        <w:t xml:space="preserve">Parte A. Péndulo libre</w:t>
+        <w:t xml:space="preserve">Parte A. Modo en fase</w:t>
       </w:r>
     </w:p>
     <w:p>
@@ -927,7 +576,7 @@
         <w:jc w:val="both"/>
       </w:pPr>
       <w:r>
-        <w:t xml:space="preserve">Sin el hilo de acoplamiento, medir tres veces el tiempo de 10 oscilaciones de cada péndulo para comprobar que tienen el mismo periodo</w:t>
+        <w:t xml:space="preserve">Con la pesa de 10 g, separar los dos péndulos lo mismo hacia el mismo lado, soltarlos a la vez y medir tres veces el tiempo de 10 oscilaciones. El periodo es</w:t>
       </w:r>
       <w:r>
         <w:t xml:space="preserve"> </w:t>
@@ -941,17 +590,595 @@
           </m:e>
           <m:sub>
             <m:r>
-              <m:t>0</m:t>
+              <m:t>1</m:t>
+            </m:r>
+          </m:sub>
+        </m:sSub>
+        <m:r>
+          <m:rPr>
+            <m:sty m:val="p"/>
+          </m:rPr>
+          <m:t>=</m:t>
+        </m:r>
+        <m:sSub>
+          <m:e>
+            <m:acc>
+              <m:accPr>
+                <m:chr m:val="‾"/>
+              </m:accPr>
+              <m:e>
+                <m:r>
+                  <m:t>t</m:t>
+                </m:r>
+              </m:e>
+            </m:acc>
+          </m:e>
+          <m:sub>
+            <m:r>
+              <m:t>10</m:t>
+            </m:r>
+          </m:sub>
+        </m:sSub>
+        <m:r>
+          <m:rPr>
+            <m:sty m:val="p"/>
+          </m:rPr>
+          <m:t>/</m:t>
+        </m:r>
+        <m:r>
+          <m:t>10</m:t>
+        </m:r>
+      </m:oMath>
+      <w:r>
+        <w:t xml:space="preserve"> </w:t>
+      </w:r>
+      <w:r>
+        <w:t xml:space="preserve">y la frecuencia</w:t>
+      </w:r>
+      <w:r>
+        <w:t xml:space="preserve"> </w:t>
+      </w:r>
+      <m:oMath>
+        <m:sSub>
+          <m:e>
+            <m:r>
+              <m:t>ω</m:t>
+            </m:r>
+          </m:e>
+          <m:sub>
+            <m:r>
+              <m:t>1</m:t>
+            </m:r>
+          </m:sub>
+        </m:sSub>
+        <m:r>
+          <m:rPr>
+            <m:sty m:val="p"/>
+          </m:rPr>
+          <m:t>=</m:t>
+        </m:r>
+        <m:r>
+          <m:t>2</m:t>
+        </m:r>
+        <m:r>
+          <m:t>π</m:t>
+        </m:r>
+        <m:r>
+          <m:rPr>
+            <m:sty m:val="p"/>
+          </m:rPr>
+          <m:t>/</m:t>
+        </m:r>
+        <m:sSub>
+          <m:e>
+            <m:r>
+              <m:t>T</m:t>
+            </m:r>
+          </m:e>
+          <m:sub>
+            <m:r>
+              <m:t>1</m:t>
             </m:r>
           </m:sub>
         </m:sSub>
       </m:oMath>
       <w:r>
-        <w:t xml:space="preserve">.</w:t>
+        <w:t xml:space="preserve">. Este modo no depende de la pesa, así que basta con medirlo una vez.</w:t>
       </w:r>
     </w:p>
+    <w:p>
+      <w:pPr>
+        <w:pStyle w:val="TableCaption"/>
+        <w:keepNext/>
+        <w:spacing w:after="80" w:before="200"/>
+        <w:jc w:val="center"/>
+      </w:pPr>
+      <w:r>
+        <w:t xml:space="preserve">Tabla 1. Modo en fase. Escriba</w:t>
+      </w:r>
+      <w:r>
+        <w:t xml:space="preserve"> </w:t>
+      </w:r>
+      <m:oMath>
+        <m:sSub>
+          <m:e>
+            <m:r>
+              <m:t>T</m:t>
+            </m:r>
+          </m:e>
+          <m:sub>
+            <m:r>
+              <m:t>1</m:t>
+            </m:r>
+          </m:sub>
+        </m:sSub>
+      </m:oMath>
+      <w:r>
+        <w:t xml:space="preserve">,</w:t>
+      </w:r>
+      <w:r>
+        <w:t xml:space="preserve"> </w:t>
+      </w:r>
+      <m:oMath>
+        <m:sSub>
+          <m:e>
+            <m:r>
+              <m:t>ω</m:t>
+            </m:r>
+          </m:e>
+          <m:sub>
+            <m:r>
+              <m:t>1</m:t>
+            </m:r>
+          </m:sub>
+        </m:sSub>
+      </m:oMath>
+      <w:r>
+        <w:t xml:space="preserve"> </w:t>
+      </w:r>
+      <w:r>
+        <w:t xml:space="preserve">y</w:t>
+      </w:r>
+      <w:r>
+        <w:t xml:space="preserve"> </w:t>
+      </w:r>
+      <m:oMath>
+        <m:sSubSup>
+          <m:e>
+            <m:r>
+              <m:t>ω</m:t>
+            </m:r>
+          </m:e>
+          <m:sub>
+            <m:r>
+              <m:t>1</m:t>
+            </m:r>
+          </m:sub>
+          <m:sup>
+            <m:r>
+              <m:t>2</m:t>
+            </m:r>
+          </m:sup>
+        </m:sSubSup>
+      </m:oMath>
+      <w:r>
+        <w:t xml:space="preserve"> </w:t>
+      </w:r>
+      <w:r>
+        <w:t xml:space="preserve">con su error.</w:t>
+      </w:r>
+    </w:p>
+    <w:tbl>
+      <w:tblPr>
+        <w:tblW w:type="pct" w:w="5000"/>
+        <w:jc w:val="center"/>
+        <w:tblBorders>
+          <w:top w:val="single" w:sz="6" w:color="000000"/>
+          <w:left w:val="single" w:sz="6" w:color="000000"/>
+          <w:bottom w:val="single" w:sz="6" w:color="000000"/>
+          <w:right w:val="single" w:sz="6" w:color="000000"/>
+          <w:insideH w:val="single" w:sz="6" w:color="000000"/>
+          <w:insideV w:val="single" w:sz="6" w:color="000000"/>
+        </w:tblBorders>
+        <w:tblLook w:firstRow="1" w:lastRow="0" w:firstColumn="0" w:lastColumn="0" w:noHBand="0" w:noVBand="0" w:val="0020"/>
+        <w:tblCaption w:val="Tabla 1. Modo en fase. Escriba T_1, \omega_1 y \omega_1^2 con su error."/>
+      </w:tblPr>
+      <w:tblGrid>
+        <w:gridCol w:w="1320"/>
+        <w:gridCol w:w="1320"/>
+        <w:gridCol w:w="1320"/>
+        <w:gridCol w:w="1320"/>
+        <w:gridCol w:w="1320"/>
+        <w:gridCol w:w="1320"/>
+      </w:tblGrid>
+      <w:tr>
+        <w:trPr>
+          <w:trHeight w:val="510" w:hRule="atLeast"/>
+          <w:tblHeader w:val="true"/>
+        </w:trPr>
+        <w:tc>
+          <w:tcPr>
+            <w:shd w:val="clear" w:color="auto" w:fill="FFF0C1"/>
+            <w:vAlign w:val="center"/>
+          </w:tcPr>
+          <w:p>
+            <w:pPr>
+              <w:pStyle w:val="Compact"/>
+              <w:keepNext/>
+              <w:jc w:val="center"/>
+            </w:pPr>
+            <m:oMath>
+              <m:sSub>
+                <m:e>
+                  <m:r>
+                    <m:t>t</m:t>
+                  </m:r>
+                </m:e>
+                <m:sub>
+                  <m:r>
+                    <m:t>10</m:t>
+                  </m:r>
+                  <m:r>
+                    <m:rPr>
+                      <m:sty m:val="p"/>
+                    </m:rPr>
+                    <m:t>,</m:t>
+                  </m:r>
+                  <m:r>
+                    <m:t>1</m:t>
+                  </m:r>
+                </m:sub>
+              </m:sSub>
+            </m:oMath>
+            <w:r>
+              <w:rPr>
+                <w:sz w:val="20"/>
+              </w:rPr>
+              <w:t xml:space="preserve"> </w:t>
+            </w:r>
+            <w:r>
+              <w:rPr>
+                <w:sz w:val="20"/>
+              </w:rPr>
+              <w:t xml:space="preserve">(s)</w:t>
+            </w:r>
+          </w:p>
+        </w:tc>
+        <w:tc>
+          <w:tcPr>
+            <w:shd w:val="clear" w:color="auto" w:fill="FFF0C1"/>
+            <w:vAlign w:val="center"/>
+          </w:tcPr>
+          <w:p>
+            <w:pPr>
+              <w:pStyle w:val="Compact"/>
+              <w:keepNext/>
+              <w:jc w:val="center"/>
+            </w:pPr>
+            <m:oMath>
+              <m:sSub>
+                <m:e>
+                  <m:r>
+                    <m:t>t</m:t>
+                  </m:r>
+                </m:e>
+                <m:sub>
+                  <m:r>
+                    <m:t>10</m:t>
+                  </m:r>
+                  <m:r>
+                    <m:rPr>
+                      <m:sty m:val="p"/>
+                    </m:rPr>
+                    <m:t>,</m:t>
+                  </m:r>
+                  <m:r>
+                    <m:t>2</m:t>
+                  </m:r>
+                </m:sub>
+              </m:sSub>
+            </m:oMath>
+            <w:r>
+              <w:rPr>
+                <w:sz w:val="20"/>
+              </w:rPr>
+              <w:t xml:space="preserve"> </w:t>
+            </w:r>
+            <w:r>
+              <w:rPr>
+                <w:sz w:val="20"/>
+              </w:rPr>
+              <w:t xml:space="preserve">(s)</w:t>
+            </w:r>
+          </w:p>
+        </w:tc>
+        <w:tc>
+          <w:tcPr>
+            <w:shd w:val="clear" w:color="auto" w:fill="FFF0C1"/>
+            <w:vAlign w:val="center"/>
+          </w:tcPr>
+          <w:p>
+            <w:pPr>
+              <w:pStyle w:val="Compact"/>
+              <w:keepNext/>
+              <w:jc w:val="center"/>
+            </w:pPr>
+            <m:oMath>
+              <m:sSub>
+                <m:e>
+                  <m:r>
+                    <m:t>t</m:t>
+                  </m:r>
+                </m:e>
+                <m:sub>
+                  <m:r>
+                    <m:t>10</m:t>
+                  </m:r>
+                  <m:r>
+                    <m:rPr>
+                      <m:sty m:val="p"/>
+                    </m:rPr>
+                    <m:t>,</m:t>
+                  </m:r>
+                  <m:r>
+                    <m:t>3</m:t>
+                  </m:r>
+                </m:sub>
+              </m:sSub>
+            </m:oMath>
+            <w:r>
+              <w:rPr>
+                <w:sz w:val="20"/>
+              </w:rPr>
+              <w:t xml:space="preserve"> </w:t>
+            </w:r>
+            <w:r>
+              <w:rPr>
+                <w:sz w:val="20"/>
+              </w:rPr>
+              <w:t xml:space="preserve">(s)</w:t>
+            </w:r>
+          </w:p>
+        </w:tc>
+        <w:tc>
+          <w:tcPr>
+            <w:shd w:val="clear" w:color="auto" w:fill="FFF0C1"/>
+            <w:vAlign w:val="center"/>
+          </w:tcPr>
+          <w:p>
+            <w:pPr>
+              <w:pStyle w:val="Compact"/>
+              <w:keepNext/>
+              <w:jc w:val="center"/>
+            </w:pPr>
+            <m:oMath>
+              <m:sSub>
+                <m:e>
+                  <m:r>
+                    <m:t>T</m:t>
+                  </m:r>
+                </m:e>
+                <m:sub>
+                  <m:r>
+                    <m:t>1</m:t>
+                  </m:r>
+                </m:sub>
+              </m:sSub>
+            </m:oMath>
+            <w:r>
+              <w:rPr>
+                <w:sz w:val="20"/>
+              </w:rPr>
+              <w:t xml:space="preserve"> </w:t>
+            </w:r>
+            <w:r>
+              <w:rPr>
+                <w:sz w:val="20"/>
+              </w:rPr>
+              <w:t xml:space="preserve">(s)</w:t>
+            </w:r>
+          </w:p>
+        </w:tc>
+        <w:tc>
+          <w:tcPr>
+            <w:shd w:val="clear" w:color="auto" w:fill="FFF0C1"/>
+            <w:vAlign w:val="center"/>
+          </w:tcPr>
+          <w:p>
+            <w:pPr>
+              <w:pStyle w:val="Compact"/>
+              <w:keepNext/>
+              <w:jc w:val="center"/>
+            </w:pPr>
+            <m:oMath>
+              <m:sSub>
+                <m:e>
+                  <m:r>
+                    <m:t>ω</m:t>
+                  </m:r>
+                </m:e>
+                <m:sub>
+                  <m:r>
+                    <m:t>1</m:t>
+                  </m:r>
+                </m:sub>
+              </m:sSub>
+            </m:oMath>
+            <w:r>
+              <w:rPr>
+                <w:sz w:val="20"/>
+              </w:rPr>
+              <w:t xml:space="preserve"> </w:t>
+            </w:r>
+            <w:r>
+              <w:rPr>
+                <w:sz w:val="20"/>
+              </w:rPr>
+              <w:t xml:space="preserve">(rad/s)</w:t>
+            </w:r>
+          </w:p>
+        </w:tc>
+        <w:tc>
+          <w:tcPr>
+            <w:shd w:val="clear" w:color="auto" w:fill="FFF0C1"/>
+            <w:vAlign w:val="center"/>
+          </w:tcPr>
+          <w:p>
+            <w:pPr>
+              <w:pStyle w:val="Compact"/>
+              <w:keepNext/>
+              <w:jc w:val="center"/>
+            </w:pPr>
+            <m:oMath>
+              <m:sSubSup>
+                <m:e>
+                  <m:r>
+                    <m:t>ω</m:t>
+                  </m:r>
+                </m:e>
+                <m:sub>
+                  <m:r>
+                    <m:t>1</m:t>
+                  </m:r>
+                </m:sub>
+                <m:sup>
+                  <m:r>
+                    <m:t>2</m:t>
+                  </m:r>
+                </m:sup>
+              </m:sSubSup>
+            </m:oMath>
+            <w:r>
+              <w:rPr>
+                <w:sz w:val="20"/>
+              </w:rPr>
+              <w:t xml:space="preserve"> </w:t>
+            </w:r>
+            <w:r>
+              <w:rPr>
+                <w:sz w:val="20"/>
+              </w:rPr>
+              <w:t xml:space="preserve">(s⁻²)</w:t>
+            </w:r>
+          </w:p>
+        </w:tc>
+      </w:tr>
+      <w:tr>
+        <w:trPr>
+          <w:trHeight w:val="425" w:hRule="atLeast"/>
+        </w:trPr>
+        <w:tc>
+          <w:tcPr>
+            <w:vAlign w:val="center"/>
+          </w:tcPr>
+          <w:p>
+            <w:pPr>
+              <w:pStyle w:val="Compact"/>
+              <w:keepNext/>
+              <w:jc w:val="center"/>
+            </w:pPr>
+            <w:r>
+              <w:rPr>
+                <w:sz w:val="20"/>
+              </w:rPr>
+              <w:t xml:space="preserve"> </w:t>
+            </w:r>
+          </w:p>
+        </w:tc>
+        <w:tc>
+          <w:tcPr>
+            <w:vAlign w:val="center"/>
+          </w:tcPr>
+          <w:p>
+            <w:pPr>
+              <w:pStyle w:val="Compact"/>
+              <w:keepNext/>
+              <w:jc w:val="center"/>
+            </w:pPr>
+            <w:r>
+              <w:rPr>
+                <w:sz w:val="20"/>
+              </w:rPr>
+              <w:t xml:space="preserve"> </w:t>
+            </w:r>
+          </w:p>
+        </w:tc>
+        <w:tc>
+          <w:tcPr>
+            <w:vAlign w:val="center"/>
+          </w:tcPr>
+          <w:p>
+            <w:pPr>
+              <w:pStyle w:val="Compact"/>
+              <w:keepNext/>
+              <w:jc w:val="center"/>
+            </w:pPr>
+            <w:r>
+              <w:rPr>
+                <w:sz w:val="20"/>
+              </w:rPr>
+              <w:t xml:space="preserve"> </w:t>
+            </w:r>
+          </w:p>
+        </w:tc>
+        <w:tc>
+          <w:tcPr>
+            <w:vAlign w:val="center"/>
+          </w:tcPr>
+          <w:p>
+            <w:pPr>
+              <w:pStyle w:val="Compact"/>
+              <w:keepNext/>
+              <w:jc w:val="center"/>
+            </w:pPr>
+            <w:r>
+              <w:rPr>
+                <w:sz w:val="20"/>
+              </w:rPr>
+              <w:t xml:space="preserve"> </w:t>
+            </w:r>
+          </w:p>
+        </w:tc>
+        <w:tc>
+          <w:tcPr>
+            <w:vAlign w:val="center"/>
+          </w:tcPr>
+          <w:p>
+            <w:pPr>
+              <w:pStyle w:val="Compact"/>
+              <w:keepNext/>
+              <w:jc w:val="center"/>
+            </w:pPr>
+            <w:r>
+              <w:rPr>
+                <w:sz w:val="20"/>
+              </w:rPr>
+              <w:t xml:space="preserve"> </w:t>
+            </w:r>
+          </w:p>
+        </w:tc>
+        <w:tc>
+          <w:tcPr>
+            <w:vAlign w:val="center"/>
+          </w:tcPr>
+          <w:p>
+            <w:pPr>
+              <w:pStyle w:val="Compact"/>
+              <w:keepNext/>
+              <w:jc w:val="center"/>
+            </w:pPr>
+            <w:r>
+              <w:rPr>
+                <w:sz w:val="20"/>
+              </w:rPr>
+              <w:t xml:space="preserve"> </w:t>
+            </w:r>
+          </w:p>
+        </w:tc>
+      </w:tr>
+    </w:tbl>
     <w:bookmarkEnd w:id="27"/>
-    <w:bookmarkStart w:id="28" w:name="parte-b.-modos-normales-y-batidos"/>
+    <w:bookmarkStart w:id="28" w:name="parte-b.-modo-en-oposición"/>
     <w:p>
       <w:pPr>
         <w:pStyle w:val="Heading3"/>
@@ -966,7 +1193,7 @@
           <w:i w:val="0"/>
           <w:sz w:val="26"/>
         </w:rPr>
-        <w:t xml:space="preserve">Parte B. Modos normales y batidos</w:t>
+        <w:t xml:space="preserve">Parte B. Modo en oposición</w:t>
       </w:r>
     </w:p>
     <w:p>
@@ -976,31 +1203,18 @@
         <w:jc w:val="both"/>
       </w:pPr>
       <w:r>
-        <w:t xml:space="preserve">Para tres pesas de acoplamiento (</w:t>
-      </w:r>
-      <m:oMath>
-        <m:r>
-          <m:t>M</m:t>
-        </m:r>
-      </m:oMath>
-      <w:r>
-        <w:t xml:space="preserve"> </w:t>
-      </w:r>
-      <w:r>
-        <w:t xml:space="preserve">= 10, 7 y 4 g, por ejemplo):</w:t>
+        <w:t xml:space="preserve">Separar los dos péndulos lo mismo hacia lados opuestos, soltarlos a la vez y medir tres veces el tiempo de 10 oscilaciones. Hacerlo con las pesas de 10, 7 y 4 g.</w:t>
       </w:r>
     </w:p>
     <w:p>
       <w:pPr>
-        <w:numPr>
-          <w:ilvl w:val="0"/>
-          <w:numId w:val="1002"/>
-        </w:numPr>
-        <w:pStyle w:val="Compact"/>
-        <w:jc w:val="both"/>
+        <w:pStyle w:val="TableCaption"/>
+        <w:keepNext/>
+        <w:spacing w:after="80" w:before="200"/>
+        <w:jc w:val="center"/>
       </w:pPr>
       <w:r>
-        <w:t xml:space="preserve">Modo en fase: separar los dos péndulos lo mismo hacia el mismo lado, soltarlos a la vez y medir tres veces</w:t>
+        <w:t xml:space="preserve">Tabla 2. Modo en oposición. Escriba</w:t>
       </w:r>
       <w:r>
         <w:t xml:space="preserve"> </w:t>
@@ -1009,31 +1223,18 @@
         <m:sSub>
           <m:e>
             <m:r>
-              <m:t>t</m:t>
+              <m:t>T</m:t>
             </m:r>
           </m:e>
           <m:sub>
             <m:r>
-              <m:t>10</m:t>
+              <m:t>2</m:t>
             </m:r>
           </m:sub>
         </m:sSub>
       </m:oMath>
       <w:r>
-        <w:t xml:space="preserve">.</w:t>
-      </w:r>
-    </w:p>
-    <w:p>
-      <w:pPr>
-        <w:numPr>
-          <w:ilvl w:val="0"/>
-          <w:numId w:val="1002"/>
-        </w:numPr>
-        <w:pStyle w:val="Compact"/>
-        <w:jc w:val="both"/>
-      </w:pPr>
-      <w:r>
-        <w:t xml:space="preserve">Modo en oposición: separarlos lo mismo hacia lados opuestos, soltarlos a la vez y medir tres veces</w:t>
+        <w:t xml:space="preserve">,</w:t>
       </w:r>
       <w:r>
         <w:t xml:space="preserve"> </w:t>
@@ -1042,31 +1243,798 @@
         <m:sSub>
           <m:e>
             <m:r>
-              <m:t>t</m:t>
+              <m:t>ω</m:t>
             </m:r>
           </m:e>
           <m:sub>
             <m:r>
-              <m:t>10</m:t>
+              <m:t>2</m:t>
             </m:r>
           </m:sub>
         </m:sSub>
       </m:oMath>
       <w:r>
-        <w:t xml:space="preserve">.</w:t>
+        <w:t xml:space="preserve"> </w:t>
+      </w:r>
+      <w:r>
+        <w:t xml:space="preserve">y</w:t>
+      </w:r>
+      <w:r>
+        <w:t xml:space="preserve"> </w:t>
+      </w:r>
+      <m:oMath>
+        <m:sSubSup>
+          <m:e>
+            <m:r>
+              <m:t>ω</m:t>
+            </m:r>
+          </m:e>
+          <m:sub>
+            <m:r>
+              <m:t>2</m:t>
+            </m:r>
+          </m:sub>
+          <m:sup>
+            <m:r>
+              <m:t>2</m:t>
+            </m:r>
+          </m:sup>
+        </m:sSubSup>
+      </m:oMath>
+      <w:r>
+        <w:t xml:space="preserve"> </w:t>
+      </w:r>
+      <w:r>
+        <w:t xml:space="preserve">con su error.</w:t>
+      </w:r>
+    </w:p>
+    <w:tbl>
+      <w:tblPr>
+        <w:tblW w:type="pct" w:w="5000"/>
+        <w:jc w:val="center"/>
+        <w:tblBorders>
+          <w:top w:val="single" w:sz="6" w:color="000000"/>
+          <w:left w:val="single" w:sz="6" w:color="000000"/>
+          <w:bottom w:val="single" w:sz="6" w:color="000000"/>
+          <w:right w:val="single" w:sz="6" w:color="000000"/>
+          <w:insideH w:val="single" w:sz="6" w:color="000000"/>
+          <w:insideV w:val="single" w:sz="6" w:color="000000"/>
+        </w:tblBorders>
+        <w:tblLook w:firstRow="1" w:lastRow="0" w:firstColumn="0" w:lastColumn="0" w:noHBand="0" w:noVBand="0" w:val="0020"/>
+        <w:tblCaption w:val="Tabla 2. Modo en oposición. Escriba T_2, \omega_2 y \omega_2^2 con su error."/>
+      </w:tblPr>
+      <w:tblGrid>
+        <w:gridCol w:w="1131"/>
+        <w:gridCol w:w="1131"/>
+        <w:gridCol w:w="1131"/>
+        <w:gridCol w:w="1131"/>
+        <w:gridCol w:w="1131"/>
+        <w:gridCol w:w="1131"/>
+        <w:gridCol w:w="1131"/>
+      </w:tblGrid>
+      <w:tr>
+        <w:trPr>
+          <w:trHeight w:val="510" w:hRule="atLeast"/>
+          <w:tblHeader w:val="true"/>
+        </w:trPr>
+        <w:tc>
+          <w:tcPr>
+            <w:shd w:val="clear" w:color="auto" w:fill="FFF0C1"/>
+            <w:vAlign w:val="center"/>
+          </w:tcPr>
+          <w:p>
+            <w:pPr>
+              <w:pStyle w:val="Compact"/>
+              <w:keepNext/>
+              <w:jc w:val="center"/>
+            </w:pPr>
+            <m:oMath>
+              <m:r>
+                <m:t>M</m:t>
+              </m:r>
+            </m:oMath>
+            <w:r>
+              <w:rPr>
+                <w:sz w:val="20"/>
+              </w:rPr>
+              <w:t xml:space="preserve"> </w:t>
+            </w:r>
+            <w:r>
+              <w:rPr>
+                <w:sz w:val="20"/>
+              </w:rPr>
+              <w:t xml:space="preserve">(g)</w:t>
+            </w:r>
+          </w:p>
+        </w:tc>
+        <w:tc>
+          <w:tcPr>
+            <w:shd w:val="clear" w:color="auto" w:fill="FFF0C1"/>
+            <w:vAlign w:val="center"/>
+          </w:tcPr>
+          <w:p>
+            <w:pPr>
+              <w:pStyle w:val="Compact"/>
+              <w:keepNext/>
+              <w:jc w:val="center"/>
+            </w:pPr>
+            <m:oMath>
+              <m:sSub>
+                <m:e>
+                  <m:r>
+                    <m:t>t</m:t>
+                  </m:r>
+                </m:e>
+                <m:sub>
+                  <m:r>
+                    <m:t>10</m:t>
+                  </m:r>
+                  <m:r>
+                    <m:rPr>
+                      <m:sty m:val="p"/>
+                    </m:rPr>
+                    <m:t>,</m:t>
+                  </m:r>
+                  <m:r>
+                    <m:t>1</m:t>
+                  </m:r>
+                </m:sub>
+              </m:sSub>
+            </m:oMath>
+            <w:r>
+              <w:rPr>
+                <w:sz w:val="20"/>
+              </w:rPr>
+              <w:t xml:space="preserve"> </w:t>
+            </w:r>
+            <w:r>
+              <w:rPr>
+                <w:sz w:val="20"/>
+              </w:rPr>
+              <w:t xml:space="preserve">(s)</w:t>
+            </w:r>
+          </w:p>
+        </w:tc>
+        <w:tc>
+          <w:tcPr>
+            <w:shd w:val="clear" w:color="auto" w:fill="FFF0C1"/>
+            <w:vAlign w:val="center"/>
+          </w:tcPr>
+          <w:p>
+            <w:pPr>
+              <w:pStyle w:val="Compact"/>
+              <w:keepNext/>
+              <w:jc w:val="center"/>
+            </w:pPr>
+            <m:oMath>
+              <m:sSub>
+                <m:e>
+                  <m:r>
+                    <m:t>t</m:t>
+                  </m:r>
+                </m:e>
+                <m:sub>
+                  <m:r>
+                    <m:t>10</m:t>
+                  </m:r>
+                  <m:r>
+                    <m:rPr>
+                      <m:sty m:val="p"/>
+                    </m:rPr>
+                    <m:t>,</m:t>
+                  </m:r>
+                  <m:r>
+                    <m:t>2</m:t>
+                  </m:r>
+                </m:sub>
+              </m:sSub>
+            </m:oMath>
+            <w:r>
+              <w:rPr>
+                <w:sz w:val="20"/>
+              </w:rPr>
+              <w:t xml:space="preserve"> </w:t>
+            </w:r>
+            <w:r>
+              <w:rPr>
+                <w:sz w:val="20"/>
+              </w:rPr>
+              <w:t xml:space="preserve">(s)</w:t>
+            </w:r>
+          </w:p>
+        </w:tc>
+        <w:tc>
+          <w:tcPr>
+            <w:shd w:val="clear" w:color="auto" w:fill="FFF0C1"/>
+            <w:vAlign w:val="center"/>
+          </w:tcPr>
+          <w:p>
+            <w:pPr>
+              <w:pStyle w:val="Compact"/>
+              <w:keepNext/>
+              <w:jc w:val="center"/>
+            </w:pPr>
+            <m:oMath>
+              <m:sSub>
+                <m:e>
+                  <m:r>
+                    <m:t>t</m:t>
+                  </m:r>
+                </m:e>
+                <m:sub>
+                  <m:r>
+                    <m:t>10</m:t>
+                  </m:r>
+                  <m:r>
+                    <m:rPr>
+                      <m:sty m:val="p"/>
+                    </m:rPr>
+                    <m:t>,</m:t>
+                  </m:r>
+                  <m:r>
+                    <m:t>3</m:t>
+                  </m:r>
+                </m:sub>
+              </m:sSub>
+            </m:oMath>
+            <w:r>
+              <w:rPr>
+                <w:sz w:val="20"/>
+              </w:rPr>
+              <w:t xml:space="preserve"> </w:t>
+            </w:r>
+            <w:r>
+              <w:rPr>
+                <w:sz w:val="20"/>
+              </w:rPr>
+              <w:t xml:space="preserve">(s)</w:t>
+            </w:r>
+          </w:p>
+        </w:tc>
+        <w:tc>
+          <w:tcPr>
+            <w:shd w:val="clear" w:color="auto" w:fill="FFF0C1"/>
+            <w:vAlign w:val="center"/>
+          </w:tcPr>
+          <w:p>
+            <w:pPr>
+              <w:pStyle w:val="Compact"/>
+              <w:keepNext/>
+              <w:jc w:val="center"/>
+            </w:pPr>
+            <m:oMath>
+              <m:sSub>
+                <m:e>
+                  <m:r>
+                    <m:t>T</m:t>
+                  </m:r>
+                </m:e>
+                <m:sub>
+                  <m:r>
+                    <m:t>2</m:t>
+                  </m:r>
+                </m:sub>
+              </m:sSub>
+            </m:oMath>
+            <w:r>
+              <w:rPr>
+                <w:sz w:val="20"/>
+              </w:rPr>
+              <w:t xml:space="preserve"> </w:t>
+            </w:r>
+            <w:r>
+              <w:rPr>
+                <w:sz w:val="20"/>
+              </w:rPr>
+              <w:t xml:space="preserve">(s)</w:t>
+            </w:r>
+          </w:p>
+        </w:tc>
+        <w:tc>
+          <w:tcPr>
+            <w:shd w:val="clear" w:color="auto" w:fill="FFF0C1"/>
+            <w:vAlign w:val="center"/>
+          </w:tcPr>
+          <w:p>
+            <w:pPr>
+              <w:pStyle w:val="Compact"/>
+              <w:keepNext/>
+              <w:jc w:val="center"/>
+            </w:pPr>
+            <m:oMath>
+              <m:sSub>
+                <m:e>
+                  <m:r>
+                    <m:t>ω</m:t>
+                  </m:r>
+                </m:e>
+                <m:sub>
+                  <m:r>
+                    <m:t>2</m:t>
+                  </m:r>
+                </m:sub>
+              </m:sSub>
+            </m:oMath>
+            <w:r>
+              <w:rPr>
+                <w:sz w:val="20"/>
+              </w:rPr>
+              <w:t xml:space="preserve"> </w:t>
+            </w:r>
+            <w:r>
+              <w:rPr>
+                <w:sz w:val="20"/>
+              </w:rPr>
+              <w:t xml:space="preserve">(rad/s)</w:t>
+            </w:r>
+          </w:p>
+        </w:tc>
+        <w:tc>
+          <w:tcPr>
+            <w:shd w:val="clear" w:color="auto" w:fill="FFF0C1"/>
+            <w:vAlign w:val="center"/>
+          </w:tcPr>
+          <w:p>
+            <w:pPr>
+              <w:pStyle w:val="Compact"/>
+              <w:keepNext/>
+              <w:jc w:val="center"/>
+            </w:pPr>
+            <m:oMath>
+              <m:sSubSup>
+                <m:e>
+                  <m:r>
+                    <m:t>ω</m:t>
+                  </m:r>
+                </m:e>
+                <m:sub>
+                  <m:r>
+                    <m:t>2</m:t>
+                  </m:r>
+                </m:sub>
+                <m:sup>
+                  <m:r>
+                    <m:t>2</m:t>
+                  </m:r>
+                </m:sup>
+              </m:sSubSup>
+            </m:oMath>
+            <w:r>
+              <w:rPr>
+                <w:sz w:val="20"/>
+              </w:rPr>
+              <w:t xml:space="preserve"> </w:t>
+            </w:r>
+            <w:r>
+              <w:rPr>
+                <w:sz w:val="20"/>
+              </w:rPr>
+              <w:t xml:space="preserve">(s⁻²)</w:t>
+            </w:r>
+          </w:p>
+        </w:tc>
+      </w:tr>
+      <w:tr>
+        <w:trPr>
+          <w:trHeight w:val="425" w:hRule="atLeast"/>
+        </w:trPr>
+        <w:tc>
+          <w:tcPr>
+            <w:vAlign w:val="center"/>
+          </w:tcPr>
+          <w:p>
+            <w:pPr>
+              <w:pStyle w:val="Compact"/>
+              <w:keepNext/>
+              <w:jc w:val="center"/>
+            </w:pPr>
+            <w:r>
+              <w:rPr>
+                <w:sz w:val="20"/>
+              </w:rPr>
+              <w:t xml:space="preserve">10</w:t>
+            </w:r>
+          </w:p>
+        </w:tc>
+        <w:tc>
+          <w:tcPr>
+            <w:vAlign w:val="center"/>
+          </w:tcPr>
+          <w:p>
+            <w:pPr>
+              <w:pStyle w:val="Compact"/>
+              <w:keepNext/>
+              <w:jc w:val="center"/>
+            </w:pPr>
+            <w:r>
+              <w:rPr>
+                <w:sz w:val="20"/>
+              </w:rPr>
+              <w:t xml:space="preserve"> </w:t>
+            </w:r>
+          </w:p>
+        </w:tc>
+        <w:tc>
+          <w:tcPr>
+            <w:vAlign w:val="center"/>
+          </w:tcPr>
+          <w:p>
+            <w:pPr>
+              <w:pStyle w:val="Compact"/>
+              <w:keepNext/>
+              <w:jc w:val="center"/>
+            </w:pPr>
+            <w:r>
+              <w:rPr>
+                <w:sz w:val="20"/>
+              </w:rPr>
+              <w:t xml:space="preserve"> </w:t>
+            </w:r>
+          </w:p>
+        </w:tc>
+        <w:tc>
+          <w:tcPr>
+            <w:vAlign w:val="center"/>
+          </w:tcPr>
+          <w:p>
+            <w:pPr>
+              <w:pStyle w:val="Compact"/>
+              <w:keepNext/>
+              <w:jc w:val="center"/>
+            </w:pPr>
+            <w:r>
+              <w:rPr>
+                <w:sz w:val="20"/>
+              </w:rPr>
+              <w:t xml:space="preserve"> </w:t>
+            </w:r>
+          </w:p>
+        </w:tc>
+        <w:tc>
+          <w:tcPr>
+            <w:vAlign w:val="center"/>
+          </w:tcPr>
+          <w:p>
+            <w:pPr>
+              <w:pStyle w:val="Compact"/>
+              <w:keepNext/>
+              <w:jc w:val="center"/>
+            </w:pPr>
+            <w:r>
+              <w:rPr>
+                <w:sz w:val="20"/>
+              </w:rPr>
+              <w:t xml:space="preserve"> </w:t>
+            </w:r>
+          </w:p>
+        </w:tc>
+        <w:tc>
+          <w:tcPr>
+            <w:vAlign w:val="center"/>
+          </w:tcPr>
+          <w:p>
+            <w:pPr>
+              <w:pStyle w:val="Compact"/>
+              <w:keepNext/>
+              <w:jc w:val="center"/>
+            </w:pPr>
+            <w:r>
+              <w:rPr>
+                <w:sz w:val="20"/>
+              </w:rPr>
+              <w:t xml:space="preserve"> </w:t>
+            </w:r>
+          </w:p>
+        </w:tc>
+        <w:tc>
+          <w:tcPr>
+            <w:vAlign w:val="center"/>
+          </w:tcPr>
+          <w:p>
+            <w:pPr>
+              <w:pStyle w:val="Compact"/>
+              <w:keepNext/>
+              <w:jc w:val="center"/>
+            </w:pPr>
+            <w:r>
+              <w:rPr>
+                <w:sz w:val="20"/>
+              </w:rPr>
+              <w:t xml:space="preserve"> </w:t>
+            </w:r>
+          </w:p>
+        </w:tc>
+      </w:tr>
+      <w:tr>
+        <w:trPr>
+          <w:trHeight w:val="425" w:hRule="atLeast"/>
+        </w:trPr>
+        <w:tc>
+          <w:tcPr>
+            <w:vAlign w:val="center"/>
+          </w:tcPr>
+          <w:p>
+            <w:pPr>
+              <w:pStyle w:val="Compact"/>
+              <w:keepNext/>
+              <w:jc w:val="center"/>
+            </w:pPr>
+            <w:r>
+              <w:rPr>
+                <w:sz w:val="20"/>
+              </w:rPr>
+              <w:t xml:space="preserve">7</w:t>
+            </w:r>
+          </w:p>
+        </w:tc>
+        <w:tc>
+          <w:tcPr>
+            <w:vAlign w:val="center"/>
+          </w:tcPr>
+          <w:p>
+            <w:pPr>
+              <w:pStyle w:val="Compact"/>
+              <w:keepNext/>
+              <w:jc w:val="center"/>
+            </w:pPr>
+            <w:r>
+              <w:rPr>
+                <w:sz w:val="20"/>
+              </w:rPr>
+              <w:t xml:space="preserve"> </w:t>
+            </w:r>
+          </w:p>
+        </w:tc>
+        <w:tc>
+          <w:tcPr>
+            <w:vAlign w:val="center"/>
+          </w:tcPr>
+          <w:p>
+            <w:pPr>
+              <w:pStyle w:val="Compact"/>
+              <w:keepNext/>
+              <w:jc w:val="center"/>
+            </w:pPr>
+            <w:r>
+              <w:rPr>
+                <w:sz w:val="20"/>
+              </w:rPr>
+              <w:t xml:space="preserve"> </w:t>
+            </w:r>
+          </w:p>
+        </w:tc>
+        <w:tc>
+          <w:tcPr>
+            <w:vAlign w:val="center"/>
+          </w:tcPr>
+          <w:p>
+            <w:pPr>
+              <w:pStyle w:val="Compact"/>
+              <w:keepNext/>
+              <w:jc w:val="center"/>
+            </w:pPr>
+            <w:r>
+              <w:rPr>
+                <w:sz w:val="20"/>
+              </w:rPr>
+              <w:t xml:space="preserve"> </w:t>
+            </w:r>
+          </w:p>
+        </w:tc>
+        <w:tc>
+          <w:tcPr>
+            <w:vAlign w:val="center"/>
+          </w:tcPr>
+          <w:p>
+            <w:pPr>
+              <w:pStyle w:val="Compact"/>
+              <w:keepNext/>
+              <w:jc w:val="center"/>
+            </w:pPr>
+            <w:r>
+              <w:rPr>
+                <w:sz w:val="20"/>
+              </w:rPr>
+              <w:t xml:space="preserve"> </w:t>
+            </w:r>
+          </w:p>
+        </w:tc>
+        <w:tc>
+          <w:tcPr>
+            <w:vAlign w:val="center"/>
+          </w:tcPr>
+          <w:p>
+            <w:pPr>
+              <w:pStyle w:val="Compact"/>
+              <w:keepNext/>
+              <w:jc w:val="center"/>
+            </w:pPr>
+            <w:r>
+              <w:rPr>
+                <w:sz w:val="20"/>
+              </w:rPr>
+              <w:t xml:space="preserve"> </w:t>
+            </w:r>
+          </w:p>
+        </w:tc>
+        <w:tc>
+          <w:tcPr>
+            <w:vAlign w:val="center"/>
+          </w:tcPr>
+          <w:p>
+            <w:pPr>
+              <w:pStyle w:val="Compact"/>
+              <w:keepNext/>
+              <w:jc w:val="center"/>
+            </w:pPr>
+            <w:r>
+              <w:rPr>
+                <w:sz w:val="20"/>
+              </w:rPr>
+              <w:t xml:space="preserve"> </w:t>
+            </w:r>
+          </w:p>
+        </w:tc>
+      </w:tr>
+      <w:tr>
+        <w:trPr>
+          <w:trHeight w:val="425" w:hRule="atLeast"/>
+        </w:trPr>
+        <w:tc>
+          <w:tcPr>
+            <w:vAlign w:val="center"/>
+          </w:tcPr>
+          <w:p>
+            <w:pPr>
+              <w:pStyle w:val="Compact"/>
+              <w:keepNext/>
+              <w:jc w:val="center"/>
+            </w:pPr>
+            <w:r>
+              <w:rPr>
+                <w:sz w:val="20"/>
+              </w:rPr>
+              <w:t xml:space="preserve">4</w:t>
+            </w:r>
+          </w:p>
+        </w:tc>
+        <w:tc>
+          <w:tcPr>
+            <w:vAlign w:val="center"/>
+          </w:tcPr>
+          <w:p>
+            <w:pPr>
+              <w:pStyle w:val="Compact"/>
+              <w:keepNext/>
+              <w:jc w:val="center"/>
+            </w:pPr>
+            <w:r>
+              <w:rPr>
+                <w:sz w:val="20"/>
+              </w:rPr>
+              <w:t xml:space="preserve"> </w:t>
+            </w:r>
+          </w:p>
+        </w:tc>
+        <w:tc>
+          <w:tcPr>
+            <w:vAlign w:val="center"/>
+          </w:tcPr>
+          <w:p>
+            <w:pPr>
+              <w:pStyle w:val="Compact"/>
+              <w:keepNext/>
+              <w:jc w:val="center"/>
+            </w:pPr>
+            <w:r>
+              <w:rPr>
+                <w:sz w:val="20"/>
+              </w:rPr>
+              <w:t xml:space="preserve"> </w:t>
+            </w:r>
+          </w:p>
+        </w:tc>
+        <w:tc>
+          <w:tcPr>
+            <w:vAlign w:val="center"/>
+          </w:tcPr>
+          <w:p>
+            <w:pPr>
+              <w:pStyle w:val="Compact"/>
+              <w:keepNext/>
+              <w:jc w:val="center"/>
+            </w:pPr>
+            <w:r>
+              <w:rPr>
+                <w:sz w:val="20"/>
+              </w:rPr>
+              <w:t xml:space="preserve"> </w:t>
+            </w:r>
+          </w:p>
+        </w:tc>
+        <w:tc>
+          <w:tcPr>
+            <w:vAlign w:val="center"/>
+          </w:tcPr>
+          <w:p>
+            <w:pPr>
+              <w:pStyle w:val="Compact"/>
+              <w:keepNext/>
+              <w:jc w:val="center"/>
+            </w:pPr>
+            <w:r>
+              <w:rPr>
+                <w:sz w:val="20"/>
+              </w:rPr>
+              <w:t xml:space="preserve"> </w:t>
+            </w:r>
+          </w:p>
+        </w:tc>
+        <w:tc>
+          <w:tcPr>
+            <w:vAlign w:val="center"/>
+          </w:tcPr>
+          <w:p>
+            <w:pPr>
+              <w:pStyle w:val="Compact"/>
+              <w:keepNext/>
+              <w:jc w:val="center"/>
+            </w:pPr>
+            <w:r>
+              <w:rPr>
+                <w:sz w:val="20"/>
+              </w:rPr>
+              <w:t xml:space="preserve"> </w:t>
+            </w:r>
+          </w:p>
+        </w:tc>
+        <w:tc>
+          <w:tcPr>
+            <w:vAlign w:val="center"/>
+          </w:tcPr>
+          <w:p>
+            <w:pPr>
+              <w:pStyle w:val="Compact"/>
+              <w:keepNext/>
+              <w:jc w:val="center"/>
+            </w:pPr>
+            <w:r>
+              <w:rPr>
+                <w:sz w:val="20"/>
+              </w:rPr>
+              <w:t xml:space="preserve"> </w:t>
+            </w:r>
+          </w:p>
+        </w:tc>
+      </w:tr>
+    </w:tbl>
+    <w:bookmarkEnd w:id="28"/>
+    <w:bookmarkStart w:id="29" w:name="parte-c.-batidos"/>
+    <w:p>
+      <w:pPr>
+        <w:pStyle w:val="Heading3"/>
+        <w:numPr>
+          <w:ilvl w:val="0"/>
+          <w:numId w:val="0"/>
+        </w:numPr>
+        <w:spacing w:before="320" w:after="120"/>
+      </w:pPr>
+      <w:r>
+        <w:rPr>
+          <w:i w:val="0"/>
+          <w:sz w:val="26"/>
+        </w:rPr>
+        <w:t xml:space="preserve">Parte C. Batidos</w:t>
       </w:r>
     </w:p>
     <w:p>
       <w:pPr>
-        <w:numPr>
-          <w:ilvl w:val="0"/>
-          <w:numId w:val="1002"/>
-        </w:numPr>
-        <w:pStyle w:val="Compact"/>
+        <w:pStyle w:val="FirstParagraph"/>
+        <w:spacing w:after="120" w:line="276" w:lineRule="auto"/>
         <w:jc w:val="both"/>
       </w:pPr>
       <w:r>
-        <w:t xml:space="preserve">Batidos: separar solo el péndulo 1, sujetando el 2 en reposo, soltarlos y medir tres veces el tiempo entre dos paradas consecutivas del péndulo 1,</w:t>
+        <w:t xml:space="preserve">Con la pesa de 10 g, separar solo el péndulo 1, sujetando el 2 en su posición de reposo, y soltarlos a la vez. El péndulo 1 se irá parando mientras el 2 empieza a oscilar, y después al revés. Medir tres veces el tiempo entre dos paradas consecutivas del péndulo 1, que es el periodo de batido</w:t>
       </w:r>
       <w:r>
         <w:t xml:space="preserve"> </w:t>
@@ -1093,11 +2061,25 @@
       <w:pPr>
         <w:pStyle w:val="TableCaption"/>
         <w:keepNext/>
-        <w:spacing w:before="200" w:after="80"/>
+        <w:spacing w:after="80" w:before="200"/>
         <w:jc w:val="center"/>
       </w:pPr>
       <w:r>
-        <w:t xml:space="preserve">Tabla 1. Modos normales y batidos.</w:t>
+        <w:t xml:space="preserve">Tabla 3. Periodo de batido con</w:t>
+      </w:r>
+      <w:r>
+        <w:t xml:space="preserve"> </w:t>
+      </w:r>
+      <m:oMath>
+        <m:r>
+          <m:t>M</m:t>
+        </m:r>
+      </m:oMath>
+      <w:r>
+        <w:t xml:space="preserve"> </w:t>
+      </w:r>
+      <w:r>
+        <w:t xml:space="preserve">= 10 g.</w:t>
       </w:r>
     </w:p>
     <w:tbl>
@@ -1113,17 +2095,13 @@
           <w:insideV w:val="single" w:sz="6" w:color="000000"/>
         </w:tblBorders>
         <w:tblLook w:firstRow="1" w:lastRow="0" w:firstColumn="0" w:lastColumn="0" w:noHBand="0" w:noVBand="0" w:val="0020"/>
-        <w:tblCaption w:val="Tabla 1. Modos normales y batidos."/>
+        <w:tblCaption w:val="Tabla 3. Periodo de batido con M = 10 g."/>
       </w:tblPr>
       <w:tblGrid>
-        <w:gridCol w:w="990"/>
-        <w:gridCol w:w="990"/>
-        <w:gridCol w:w="990"/>
-        <w:gridCol w:w="990"/>
-        <w:gridCol w:w="990"/>
-        <w:gridCol w:w="990"/>
-        <w:gridCol w:w="990"/>
-        <w:gridCol w:w="990"/>
+        <w:gridCol w:w="1980"/>
+        <w:gridCol w:w="1980"/>
+        <w:gridCol w:w="1980"/>
+        <w:gridCol w:w="1980"/>
       </w:tblGrid>
       <w:tr>
         <w:trPr>
@@ -1142,9 +2120,27 @@
               <w:jc w:val="center"/>
             </w:pPr>
             <m:oMath>
-              <m:r>
-                <m:t>M</m:t>
-              </m:r>
+              <m:sSub>
+                <m:e>
+                  <m:r>
+                    <m:t>T</m:t>
+                  </m:r>
+                </m:e>
+                <m:sub>
+                  <m:r>
+                    <m:t>b</m:t>
+                  </m:r>
+                  <m:r>
+                    <m:rPr>
+                      <m:sty m:val="p"/>
+                    </m:rPr>
+                    <m:t>,</m:t>
+                  </m:r>
+                  <m:r>
+                    <m:t>1</m:t>
+                  </m:r>
+                </m:sub>
+              </m:sSub>
             </m:oMath>
             <w:r>
               <w:rPr>
@@ -1156,7 +2152,7 @@
               <w:rPr>
                 <w:sz w:val="20"/>
               </w:rPr>
-              <w:t xml:space="preserve">(g)</w:t>
+              <w:t xml:space="preserve">(s)</w:t>
             </w:r>
           </w:p>
         </w:tc>
@@ -1180,7 +2176,16 @@
                 </m:e>
                 <m:sub>
                   <m:r>
-                    <m:t>1</m:t>
+                    <m:t>b</m:t>
+                  </m:r>
+                  <m:r>
+                    <m:rPr>
+                      <m:sty m:val="p"/>
+                    </m:rPr>
+                    <m:t>,</m:t>
+                  </m:r>
+                  <m:r>
+                    <m:t>2</m:t>
                   </m:r>
                 </m:sub>
               </m:sSub>
@@ -1219,7 +2224,16 @@
                 </m:e>
                 <m:sub>
                   <m:r>
-                    <m:t>2</m:t>
+                    <m:t>b</m:t>
+                  </m:r>
+                  <m:r>
+                    <m:rPr>
+                      <m:sty m:val="p"/>
+                    </m:rPr>
+                    <m:t>,</m:t>
+                  </m:r>
+                  <m:r>
+                    <m:t>3</m:t>
                   </m:r>
                 </m:sub>
               </m:sSub>
@@ -1253,12 +2267,12 @@
               <m:sSub>
                 <m:e>
                   <m:r>
-                    <m:t>ω</m:t>
+                    <m:t>T</m:t>
                   </m:r>
                 </m:e>
                 <m:sub>
                   <m:r>
-                    <m:t>1</m:t>
+                    <m:t>b</m:t>
                   </m:r>
                 </m:sub>
               </m:sSub>
@@ -1273,191 +2287,7 @@
               <w:rPr>
                 <w:sz w:val="20"/>
               </w:rPr>
-              <w:t xml:space="preserve">(rad/s)</w:t>
-            </w:r>
-          </w:p>
-        </w:tc>
-        <w:tc>
-          <w:tcPr>
-            <w:shd w:val="clear" w:color="auto" w:fill="FFF0C1"/>
-            <w:vAlign w:val="center"/>
-          </w:tcPr>
-          <w:p>
-            <w:pPr>
-              <w:pStyle w:val="Compact"/>
-              <w:keepNext/>
-              <w:jc w:val="center"/>
-            </w:pPr>
-            <m:oMath>
-              <m:sSub>
-                <m:e>
-                  <m:r>
-                    <m:t>ω</m:t>
-                  </m:r>
-                </m:e>
-                <m:sub>
-                  <m:r>
-                    <m:t>2</m:t>
-                  </m:r>
-                </m:sub>
-              </m:sSub>
-            </m:oMath>
-            <w:r>
-              <w:rPr>
-                <w:sz w:val="20"/>
-              </w:rPr>
-              <w:t xml:space="preserve"> </w:t>
-            </w:r>
-            <w:r>
-              <w:rPr>
-                <w:sz w:val="20"/>
-              </w:rPr>
-              <w:t xml:space="preserve">(rad/s)</w:t>
-            </w:r>
-          </w:p>
-        </w:tc>
-        <w:tc>
-          <w:tcPr>
-            <w:shd w:val="clear" w:color="auto" w:fill="FFF0C1"/>
-            <w:vAlign w:val="center"/>
-          </w:tcPr>
-          <w:p>
-            <w:pPr>
-              <w:pStyle w:val="Compact"/>
-              <w:keepNext/>
-              <w:jc w:val="center"/>
-            </w:pPr>
-            <m:oMath>
-              <m:sSubSup>
-                <m:e>
-                  <m:r>
-                    <m:t>ω</m:t>
-                  </m:r>
-                </m:e>
-                <m:sub>
-                  <m:r>
-                    <m:t>2</m:t>
-                  </m:r>
-                </m:sub>
-                <m:sup>
-                  <m:r>
-                    <m:t>2</m:t>
-                  </m:r>
-                </m:sup>
-              </m:sSubSup>
-              <m:r>
-                <m:rPr>
-                  <m:sty m:val="p"/>
-                </m:rPr>
-                <m:t>−</m:t>
-              </m:r>
-              <m:sSubSup>
-                <m:e>
-                  <m:r>
-                    <m:t>ω</m:t>
-                  </m:r>
-                </m:e>
-                <m:sub>
-                  <m:r>
-                    <m:t>1</m:t>
-                  </m:r>
-                </m:sub>
-                <m:sup>
-                  <m:r>
-                    <m:t>2</m:t>
-                  </m:r>
-                </m:sup>
-              </m:sSubSup>
-            </m:oMath>
-            <w:r>
-              <w:rPr>
-                <w:sz w:val="20"/>
-              </w:rPr>
-              <w:t xml:space="preserve"> </w:t>
-            </w:r>
-            <w:r>
-              <w:rPr>
-                <w:sz w:val="20"/>
-              </w:rPr>
-              <w:t xml:space="preserve">(s⁻²)</w:t>
-            </w:r>
-          </w:p>
-        </w:tc>
-        <w:tc>
-          <w:tcPr>
-            <w:shd w:val="clear" w:color="auto" w:fill="FFF0C1"/>
-            <w:vAlign w:val="center"/>
-          </w:tcPr>
-          <w:p>
-            <w:pPr>
-              <w:pStyle w:val="Compact"/>
-              <w:keepNext/>
-              <w:jc w:val="center"/>
-            </w:pPr>
-            <m:oMath>
-              <m:sSub>
-                <m:e>
-                  <m:r>
-                    <m:t>T</m:t>
-                  </m:r>
-                </m:e>
-                <m:sub>
-                  <m:r>
-                    <m:t>b</m:t>
-                  </m:r>
-                </m:sub>
-              </m:sSub>
-            </m:oMath>
-            <w:r>
-              <w:rPr>
-                <w:sz w:val="20"/>
-              </w:rPr>
-              <w:t xml:space="preserve"> </w:t>
-            </w:r>
-            <w:r>
-              <w:rPr>
-                <w:sz w:val="20"/>
-              </w:rPr>
               <w:t xml:space="preserve">medido (s)</w:t>
-            </w:r>
-          </w:p>
-        </w:tc>
-        <w:tc>
-          <w:tcPr>
-            <w:shd w:val="clear" w:color="auto" w:fill="FFF0C1"/>
-            <w:vAlign w:val="center"/>
-          </w:tcPr>
-          <w:p>
-            <w:pPr>
-              <w:pStyle w:val="Compact"/>
-              <w:keepNext/>
-              <w:jc w:val="center"/>
-            </w:pPr>
-            <m:oMath>
-              <m:sSub>
-                <m:e>
-                  <m:r>
-                    <m:t>T</m:t>
-                  </m:r>
-                </m:e>
-                <m:sub>
-                  <m:r>
-                    <m:t>b</m:t>
-                  </m:r>
-                </m:sub>
-              </m:sSub>
-            </m:oMath>
-            <w:r>
-              <w:rPr>
-                <w:sz w:val="20"/>
-              </w:rPr>
-              <w:t xml:space="preserve"> </w:t>
-            </w:r>
-            <w:r>
-              <w:rPr>
-                <w:sz w:val="20"/>
-              </w:rPr>
-              <w:t xml:space="preserve">calculado (s)</w:t>
             </w:r>
           </w:p>
         </w:tc>
@@ -1538,408 +2368,11 @@
             </w:r>
           </w:p>
         </w:tc>
-        <w:tc>
-          <w:tcPr>
-            <w:vAlign w:val="center"/>
-          </w:tcPr>
-          <w:p>
-            <w:pPr>
-              <w:pStyle w:val="Compact"/>
-              <w:keepNext/>
-              <w:jc w:val="center"/>
-            </w:pPr>
-            <w:r>
-              <w:rPr>
-                <w:sz w:val="20"/>
-              </w:rPr>
-              <w:t xml:space="preserve"> </w:t>
-            </w:r>
-          </w:p>
-        </w:tc>
-        <w:tc>
-          <w:tcPr>
-            <w:vAlign w:val="center"/>
-          </w:tcPr>
-          <w:p>
-            <w:pPr>
-              <w:pStyle w:val="Compact"/>
-              <w:keepNext/>
-              <w:jc w:val="center"/>
-            </w:pPr>
-            <w:r>
-              <w:rPr>
-                <w:sz w:val="20"/>
-              </w:rPr>
-              <w:t xml:space="preserve"> </w:t>
-            </w:r>
-          </w:p>
-        </w:tc>
-        <w:tc>
-          <w:tcPr>
-            <w:vAlign w:val="center"/>
-          </w:tcPr>
-          <w:p>
-            <w:pPr>
-              <w:pStyle w:val="Compact"/>
-              <w:keepNext/>
-              <w:jc w:val="center"/>
-            </w:pPr>
-            <w:r>
-              <w:rPr>
-                <w:sz w:val="20"/>
-              </w:rPr>
-              <w:t xml:space="preserve"> </w:t>
-            </w:r>
-          </w:p>
-        </w:tc>
-        <w:tc>
-          <w:tcPr>
-            <w:vAlign w:val="center"/>
-          </w:tcPr>
-          <w:p>
-            <w:pPr>
-              <w:pStyle w:val="Compact"/>
-              <w:keepNext/>
-              <w:jc w:val="center"/>
-            </w:pPr>
-            <w:r>
-              <w:rPr>
-                <w:sz w:val="20"/>
-              </w:rPr>
-              <w:t xml:space="preserve"> </w:t>
-            </w:r>
-          </w:p>
-        </w:tc>
-      </w:tr>
-      <w:tr>
-        <w:trPr>
-          <w:trHeight w:val="425" w:hRule="atLeast"/>
-        </w:trPr>
-        <w:tc>
-          <w:tcPr>
-            <w:vAlign w:val="center"/>
-          </w:tcPr>
-          <w:p>
-            <w:pPr>
-              <w:pStyle w:val="Compact"/>
-              <w:keepNext/>
-              <w:jc w:val="center"/>
-            </w:pPr>
-            <w:r>
-              <w:rPr>
-                <w:sz w:val="20"/>
-              </w:rPr>
-              <w:t xml:space="preserve"> </w:t>
-            </w:r>
-          </w:p>
-        </w:tc>
-        <w:tc>
-          <w:tcPr>
-            <w:vAlign w:val="center"/>
-          </w:tcPr>
-          <w:p>
-            <w:pPr>
-              <w:pStyle w:val="Compact"/>
-              <w:keepNext/>
-              <w:jc w:val="center"/>
-            </w:pPr>
-            <w:r>
-              <w:rPr>
-                <w:sz w:val="20"/>
-              </w:rPr>
-              <w:t xml:space="preserve"> </w:t>
-            </w:r>
-          </w:p>
-        </w:tc>
-        <w:tc>
-          <w:tcPr>
-            <w:vAlign w:val="center"/>
-          </w:tcPr>
-          <w:p>
-            <w:pPr>
-              <w:pStyle w:val="Compact"/>
-              <w:keepNext/>
-              <w:jc w:val="center"/>
-            </w:pPr>
-            <w:r>
-              <w:rPr>
-                <w:sz w:val="20"/>
-              </w:rPr>
-              <w:t xml:space="preserve"> </w:t>
-            </w:r>
-          </w:p>
-        </w:tc>
-        <w:tc>
-          <w:tcPr>
-            <w:vAlign w:val="center"/>
-          </w:tcPr>
-          <w:p>
-            <w:pPr>
-              <w:pStyle w:val="Compact"/>
-              <w:keepNext/>
-              <w:jc w:val="center"/>
-            </w:pPr>
-            <w:r>
-              <w:rPr>
-                <w:sz w:val="20"/>
-              </w:rPr>
-              <w:t xml:space="preserve"> </w:t>
-            </w:r>
-          </w:p>
-        </w:tc>
-        <w:tc>
-          <w:tcPr>
-            <w:vAlign w:val="center"/>
-          </w:tcPr>
-          <w:p>
-            <w:pPr>
-              <w:pStyle w:val="Compact"/>
-              <w:keepNext/>
-              <w:jc w:val="center"/>
-            </w:pPr>
-            <w:r>
-              <w:rPr>
-                <w:sz w:val="20"/>
-              </w:rPr>
-              <w:t xml:space="preserve"> </w:t>
-            </w:r>
-          </w:p>
-        </w:tc>
-        <w:tc>
-          <w:tcPr>
-            <w:vAlign w:val="center"/>
-          </w:tcPr>
-          <w:p>
-            <w:pPr>
-              <w:pStyle w:val="Compact"/>
-              <w:keepNext/>
-              <w:jc w:val="center"/>
-            </w:pPr>
-            <w:r>
-              <w:rPr>
-                <w:sz w:val="20"/>
-              </w:rPr>
-              <w:t xml:space="preserve"> </w:t>
-            </w:r>
-          </w:p>
-        </w:tc>
-        <w:tc>
-          <w:tcPr>
-            <w:vAlign w:val="center"/>
-          </w:tcPr>
-          <w:p>
-            <w:pPr>
-              <w:pStyle w:val="Compact"/>
-              <w:keepNext/>
-              <w:jc w:val="center"/>
-            </w:pPr>
-            <w:r>
-              <w:rPr>
-                <w:sz w:val="20"/>
-              </w:rPr>
-              <w:t xml:space="preserve"> </w:t>
-            </w:r>
-          </w:p>
-        </w:tc>
-        <w:tc>
-          <w:tcPr>
-            <w:vAlign w:val="center"/>
-          </w:tcPr>
-          <w:p>
-            <w:pPr>
-              <w:pStyle w:val="Compact"/>
-              <w:keepNext/>
-              <w:jc w:val="center"/>
-            </w:pPr>
-            <w:r>
-              <w:rPr>
-                <w:sz w:val="20"/>
-              </w:rPr>
-              <w:t xml:space="preserve"> </w:t>
-            </w:r>
-          </w:p>
-        </w:tc>
-      </w:tr>
-      <w:tr>
-        <w:trPr>
-          <w:trHeight w:val="425" w:hRule="atLeast"/>
-        </w:trPr>
-        <w:tc>
-          <w:tcPr>
-            <w:vAlign w:val="center"/>
-          </w:tcPr>
-          <w:p>
-            <w:pPr>
-              <w:pStyle w:val="Compact"/>
-              <w:keepNext/>
-              <w:jc w:val="center"/>
-            </w:pPr>
-            <w:r>
-              <w:rPr>
-                <w:sz w:val="20"/>
-              </w:rPr>
-              <w:t xml:space="preserve"> </w:t>
-            </w:r>
-          </w:p>
-        </w:tc>
-        <w:tc>
-          <w:tcPr>
-            <w:vAlign w:val="center"/>
-          </w:tcPr>
-          <w:p>
-            <w:pPr>
-              <w:pStyle w:val="Compact"/>
-              <w:keepNext/>
-              <w:jc w:val="center"/>
-            </w:pPr>
-            <w:r>
-              <w:rPr>
-                <w:sz w:val="20"/>
-              </w:rPr>
-              <w:t xml:space="preserve"> </w:t>
-            </w:r>
-          </w:p>
-        </w:tc>
-        <w:tc>
-          <w:tcPr>
-            <w:vAlign w:val="center"/>
-          </w:tcPr>
-          <w:p>
-            <w:pPr>
-              <w:pStyle w:val="Compact"/>
-              <w:keepNext/>
-              <w:jc w:val="center"/>
-            </w:pPr>
-            <w:r>
-              <w:rPr>
-                <w:sz w:val="20"/>
-              </w:rPr>
-              <w:t xml:space="preserve"> </w:t>
-            </w:r>
-          </w:p>
-        </w:tc>
-        <w:tc>
-          <w:tcPr>
-            <w:vAlign w:val="center"/>
-          </w:tcPr>
-          <w:p>
-            <w:pPr>
-              <w:pStyle w:val="Compact"/>
-              <w:keepNext/>
-              <w:jc w:val="center"/>
-            </w:pPr>
-            <w:r>
-              <w:rPr>
-                <w:sz w:val="20"/>
-              </w:rPr>
-              <w:t xml:space="preserve"> </w:t>
-            </w:r>
-          </w:p>
-        </w:tc>
-        <w:tc>
-          <w:tcPr>
-            <w:vAlign w:val="center"/>
-          </w:tcPr>
-          <w:p>
-            <w:pPr>
-              <w:pStyle w:val="Compact"/>
-              <w:keepNext/>
-              <w:jc w:val="center"/>
-            </w:pPr>
-            <w:r>
-              <w:rPr>
-                <w:sz w:val="20"/>
-              </w:rPr>
-              <w:t xml:space="preserve"> </w:t>
-            </w:r>
-          </w:p>
-        </w:tc>
-        <w:tc>
-          <w:tcPr>
-            <w:vAlign w:val="center"/>
-          </w:tcPr>
-          <w:p>
-            <w:pPr>
-              <w:pStyle w:val="Compact"/>
-              <w:keepNext/>
-              <w:jc w:val="center"/>
-            </w:pPr>
-            <w:r>
-              <w:rPr>
-                <w:sz w:val="20"/>
-              </w:rPr>
-              <w:t xml:space="preserve"> </w:t>
-            </w:r>
-          </w:p>
-        </w:tc>
-        <w:tc>
-          <w:tcPr>
-            <w:vAlign w:val="center"/>
-          </w:tcPr>
-          <w:p>
-            <w:pPr>
-              <w:pStyle w:val="Compact"/>
-              <w:keepNext/>
-              <w:jc w:val="center"/>
-            </w:pPr>
-            <w:r>
-              <w:rPr>
-                <w:sz w:val="20"/>
-              </w:rPr>
-              <w:t xml:space="preserve"> </w:t>
-            </w:r>
-          </w:p>
-        </w:tc>
-        <w:tc>
-          <w:tcPr>
-            <w:vAlign w:val="center"/>
-          </w:tcPr>
-          <w:p>
-            <w:pPr>
-              <w:pStyle w:val="Compact"/>
-              <w:keepNext/>
-              <w:jc w:val="center"/>
-            </w:pPr>
-            <w:r>
-              <w:rPr>
-                <w:sz w:val="20"/>
-              </w:rPr>
-              <w:t xml:space="preserve"> </w:t>
-            </w:r>
-          </w:p>
-        </w:tc>
       </w:tr>
     </w:tbl>
-    <w:p>
-      <w:pPr>
-        <w:pStyle w:val="BodyText"/>
-        <w:spacing w:after="120" w:line="276" w:lineRule="auto" w:before="200"/>
-        <w:jc w:val="both"/>
-      </w:pPr>
-      <m:oMath>
-        <m:sSub>
-          <m:e>
-            <m:r>
-              <m:t>T</m:t>
-            </m:r>
-          </m:e>
-          <m:sub>
-            <m:r>
-              <m:t>0</m:t>
-            </m:r>
-          </m:sub>
-        </m:sSub>
-      </m:oMath>
-      <w:r>
-        <w:t xml:space="preserve"> </w:t>
-      </w:r>
-      <w:r>
-        <w:t xml:space="preserve">= ( __________ ± __________ ) s</w:t>
-      </w:r>
-    </w:p>
-    <w:bookmarkEnd w:id="28"/>
     <w:bookmarkEnd w:id="29"/>
-    <w:bookmarkStart w:id="30" w:name="cuestiones"/>
+    <w:bookmarkEnd w:id="30"/>
+    <w:bookmarkStart w:id="31" w:name="cuestiones"/>
     <w:p>
       <w:pPr>
         <w:pStyle w:val="Heading2"/>
@@ -1973,131 +2406,16 @@
         <w:t xml:space="preserve"> </w:t>
       </w:r>
       <w:r>
-        <w:t xml:space="preserve">Compare</w:t>
+        <w:t xml:space="preserve">Represente</w:t>
       </w:r>
       <w:r>
         <w:t xml:space="preserve"> </w:t>
       </w:r>
       <m:oMath>
-        <m:sSub>
+        <m:sSubSup>
           <m:e>
             <m:r>
-              <m:t>T</m:t>
-            </m:r>
-          </m:e>
-          <m:sub>
-            <m:r>
-              <m:t>1</m:t>
-            </m:r>
-          </m:sub>
-        </m:sSub>
-      </m:oMath>
-      <w:r>
-        <w:t xml:space="preserve"> </w:t>
-      </w:r>
-      <w:r>
-        <w:t xml:space="preserve">con</w:t>
-      </w:r>
-      <w:r>
-        <w:t xml:space="preserve"> </w:t>
-      </w:r>
-      <m:oMath>
-        <m:sSub>
-          <m:e>
-            <m:r>
-              <m:t>T</m:t>
-            </m:r>
-          </m:e>
-          <m:sub>
-            <m:r>
-              <m:t>0</m:t>
-            </m:r>
-          </m:sub>
-        </m:sSub>
-      </m:oMath>
-      <w:r>
-        <w:t xml:space="preserve">. ¿Por qué el acoplamiento apenas afecta al modo en fase?</w:t>
-      </w:r>
-    </w:p>
-    <w:tbl>
-      <w:tblPr>
-        <w:tblW w:type="pct" w:w="5000"/>
-        <w:tblBorders>
-          <w:top w:val="single" w:sz="6" w:color="000000"/>
-          <w:left w:val="single" w:sz="6" w:color="000000"/>
-          <w:bottom w:val="single" w:sz="6" w:color="000000"/>
-          <w:right w:val="single" w:sz="6" w:color="000000"/>
-          <w:insideH w:val="single" w:sz="6" w:color="000000"/>
-          <w:insideV w:val="single" w:sz="6" w:color="000000"/>
-        </w:tblBorders>
-        <w:tblLook w:firstColumn="1" w:firstRow="1" w:lastColumn="0" w:lastRow="0" w:noHBand="0" w:noVBand="1" w:val="04A0"/>
-      </w:tblPr>
-      <w:tblGrid>
-        <w:gridCol w:w="9524"/>
-      </w:tblGrid>
-      <w:tr>
-        <w:trPr>
-          <w:trHeight w:val="1134" w:hRule="atLeast"/>
-        </w:trPr>
-        <w:tc>
-          <w:tcPr>
-            <w:tcW w:type="dxa" w:w="9524"/>
-          </w:tcPr>
-          <w:p/>
-        </w:tc>
-      </w:tr>
-    </w:tbl>
-    <w:p/>
-    <w:p>
-      <w:pPr>
-        <w:pStyle w:val="BodyText"/>
-        <w:spacing w:before="280" w:after="120" w:line="276" w:lineRule="auto"/>
-        <w:jc w:val="both"/>
-      </w:pPr>
-      <w:r>
-        <w:rPr>
-          <w:bCs/>
-          <w:b/>
-        </w:rPr>
-        <w:t xml:space="preserve">2.</w:t>
-      </w:r>
-      <w:r>
-        <w:t xml:space="preserve"> </w:t>
-      </w:r>
-      <w:r>
-        <w:t xml:space="preserve">Compare el periodo de batido medido con el calculado a partir de</w:t>
-      </w:r>
-      <w:r>
-        <w:t xml:space="preserve"> </w:t>
-      </w:r>
-      <m:oMath>
-        <m:sSub>
-          <m:e>
-            <m:r>
-              <m:t>T</m:t>
-            </m:r>
-          </m:e>
-          <m:sub>
-            <m:r>
-              <m:t>1</m:t>
-            </m:r>
-          </m:sub>
-        </m:sSub>
-      </m:oMath>
-      <w:r>
-        <w:t xml:space="preserve"> </w:t>
-      </w:r>
-      <w:r>
-        <w:t xml:space="preserve">y</w:t>
-      </w:r>
-      <w:r>
-        <w:t xml:space="preserve"> </w:t>
-      </w:r>
-      <m:oMath>
-        <m:sSub>
-          <m:e>
-            <m:r>
-              <m:t>T</m:t>
+              <m:t>ω</m:t>
             </m:r>
           </m:e>
           <m:sub>
@@ -2105,13 +2423,18 @@
               <m:t>2</m:t>
             </m:r>
           </m:sub>
-        </m:sSub>
+          <m:sup>
+            <m:r>
+              <m:t>2</m:t>
+            </m:r>
+          </m:sup>
+        </m:sSubSup>
       </m:oMath>
       <w:r>
         <w:t xml:space="preserve"> </w:t>
       </w:r>
       <w:r>
-        <w:t xml:space="preserve">para cada</w:t>
+        <w:t xml:space="preserve">frente a</w:t>
       </w:r>
       <w:r>
         <w:t xml:space="preserve"> </w:t>
@@ -2122,79 +2445,10 @@
         </m:r>
       </m:oMath>
       <w:r>
-        <w:t xml:space="preserve">. ¿Cómo cambia</w:t>
-      </w:r>
-      <w:r>
         <w:t xml:space="preserve"> </w:t>
       </w:r>
-      <m:oMath>
-        <m:sSub>
-          <m:e>
-            <m:r>
-              <m:t>T</m:t>
-            </m:r>
-          </m:e>
-          <m:sub>
-            <m:r>
-              <m:t>b</m:t>
-            </m:r>
-          </m:sub>
-        </m:sSub>
-      </m:oMath>
-      <w:r>
-        <w:t xml:space="preserve"> </w:t>
-      </w:r>
-      <w:r>
-        <w:t xml:space="preserve">al aumentar el acoplamiento?</w:t>
-      </w:r>
-    </w:p>
-    <w:tbl>
-      <w:tblPr>
-        <w:tblW w:type="pct" w:w="5000"/>
-        <w:tblBorders>
-          <w:top w:val="single" w:sz="6" w:color="000000"/>
-          <w:left w:val="single" w:sz="6" w:color="000000"/>
-          <w:bottom w:val="single" w:sz="6" w:color="000000"/>
-          <w:right w:val="single" w:sz="6" w:color="000000"/>
-          <w:insideH w:val="single" w:sz="6" w:color="000000"/>
-          <w:insideV w:val="single" w:sz="6" w:color="000000"/>
-        </w:tblBorders>
-        <w:tblLook w:firstColumn="1" w:firstRow="1" w:lastColumn="0" w:lastRow="0" w:noHBand="0" w:noVBand="1" w:val="04A0"/>
-      </w:tblPr>
-      <w:tblGrid>
-        <w:gridCol w:w="9524"/>
-      </w:tblGrid>
-      <w:tr>
-        <w:trPr>
-          <w:trHeight w:val="1134" w:hRule="atLeast"/>
-        </w:trPr>
-        <w:tc>
-          <w:tcPr>
-            <w:tcW w:type="dxa" w:w="9524"/>
-          </w:tcPr>
-          <w:p/>
-        </w:tc>
-      </w:tr>
-    </w:tbl>
-    <w:p/>
-    <w:p>
-      <w:pPr>
-        <w:pStyle w:val="BodyText"/>
-        <w:spacing w:before="280" w:after="120" w:line="276" w:lineRule="auto"/>
-        <w:jc w:val="both"/>
-      </w:pPr>
-      <w:r>
-        <w:rPr>
-          <w:bCs/>
-          <w:b/>
-        </w:rPr>
-        <w:t xml:space="preserve">3.</w:t>
-      </w:r>
-      <w:r>
-        <w:t xml:space="preserve"> </w:t>
-      </w:r>
-      <w:r>
-        <w:t xml:space="preserve">Inserte la gráfica de</w:t>
+      <w:r>
+        <w:t xml:space="preserve">con sus barras de error y la recta de ajuste por mínimos cuadrados,</w:t>
       </w:r>
       <w:r>
         <w:t xml:space="preserve"> </w:t>
@@ -2221,45 +2475,29 @@
           <m:rPr>
             <m:sty m:val="p"/>
           </m:rPr>
-          <m:t>−</m:t>
+          <m:t>=</m:t>
         </m:r>
-        <m:sSubSup>
-          <m:e>
-            <m:r>
-              <m:t>ω</m:t>
-            </m:r>
-          </m:e>
-          <m:sub>
-            <m:r>
-              <m:t>1</m:t>
-            </m:r>
-          </m:sub>
-          <m:sup>
-            <m:r>
-              <m:t>2</m:t>
-            </m:r>
-          </m:sup>
-        </m:sSubSup>
-      </m:oMath>
-      <w:r>
-        <w:t xml:space="preserve"> </w:t>
-      </w:r>
-      <w:r>
-        <w:t xml:space="preserve">frente a</w:t>
-      </w:r>
-      <w:r>
-        <w:t xml:space="preserve"> </w:t>
-      </w:r>
-      <m:oMath>
+        <m:r>
+          <m:t>B</m:t>
+        </m:r>
+        <m:r>
+          <m:t> </m:t>
+        </m:r>
         <m:r>
           <m:t>M</m:t>
         </m:r>
+        <m:r>
+          <m:rPr>
+            <m:sty m:val="p"/>
+          </m:rPr>
+          <m:t>+</m:t>
+        </m:r>
+        <m:r>
+          <m:t>A</m:t>
+        </m:r>
       </m:oMath>
       <w:r>
-        <w:t xml:space="preserve"> </w:t>
-      </w:r>
-      <w:r>
-        <w:t xml:space="preserve">con su recta de ajuste. ¿Pasa la recta por el origen? Obtenga la pendiente con su error.</w:t>
+        <w:t xml:space="preserve">.</w:t>
       </w:r>
     </w:p>
     <w:tbl>
@@ -2304,9 +2542,61 @@
       </w:tr>
     </w:tbl>
     <w:p/>
+    <w:p>
+      <w:pPr>
+        <w:pStyle w:val="BodyText"/>
+        <w:spacing w:before="280" w:after="120" w:line="276" w:lineRule="auto"/>
+        <w:jc w:val="both"/>
+      </w:pPr>
+      <w:r>
+        <w:rPr>
+          <w:bCs/>
+          <w:b/>
+        </w:rPr>
+        <w:t xml:space="preserve">2.</w:t>
+      </w:r>
+      <w:r>
+        <w:t xml:space="preserve"> </w:t>
+      </w:r>
+      <w:r>
+        <w:t xml:space="preserve">A partir del ajuste, obtenga la frecuencia del modo en fase,</w:t>
+      </w:r>
+      <w:r>
+        <w:t xml:space="preserve"> </w:t>
+      </w:r>
+      <m:oMath>
+        <m:sSub>
+          <m:e>
+            <m:r>
+              <m:t>ω</m:t>
+            </m:r>
+          </m:e>
+          <m:sub>
+            <m:r>
+              <m:t>1</m:t>
+            </m:r>
+          </m:sub>
+        </m:sSub>
+      </m:oMath>
+      <w:r>
+        <w:t xml:space="preserve">, con su error. Escriba también la medida en la Parte A y el cociente entre ambas, que debe salir próximo a 1.</w:t>
+      </w:r>
+    </w:p>
+    <w:p>
+      <w:pPr>
+        <w:pStyle w:val="TableCaption"/>
+        <w:keepNext/>
+        <w:spacing w:after="80" w:before="200"/>
+        <w:jc w:val="center"/>
+      </w:pPr>
+      <w:r>
+        <w:t xml:space="preserve">Tabla 4. Ajuste lineal y frecuencia del modo en fase.</w:t>
+      </w:r>
+    </w:p>
     <w:tbl>
       <w:tblPr>
         <w:tblW w:type="pct" w:w="5000"/>
+        <w:jc w:val="center"/>
         <w:tblBorders>
           <w:top w:val="single" w:sz="6" w:color="000000"/>
           <w:left w:val="single" w:sz="6" w:color="000000"/>
@@ -2315,28 +2605,316 @@
           <w:insideH w:val="single" w:sz="6" w:color="000000"/>
           <w:insideV w:val="single" w:sz="6" w:color="000000"/>
         </w:tblBorders>
-        <w:tblLook w:firstColumn="1" w:firstRow="1" w:lastColumn="0" w:lastRow="0" w:noHBand="0" w:noVBand="1" w:val="04A0"/>
+        <w:tblLook w:firstRow="1" w:lastRow="0" w:firstColumn="0" w:lastColumn="0" w:noHBand="0" w:noVBand="0" w:val="0020"/>
+        <w:tblCaption w:val="Tabla 4. Ajuste lineal y frecuencia del modo en fase."/>
       </w:tblPr>
       <w:tblGrid>
-        <w:gridCol w:w="9524"/>
+        <w:gridCol w:w="1320"/>
+        <w:gridCol w:w="1320"/>
+        <w:gridCol w:w="1320"/>
+        <w:gridCol w:w="1320"/>
+        <w:gridCol w:w="1320"/>
+        <w:gridCol w:w="1320"/>
       </w:tblGrid>
       <w:tr>
         <w:trPr>
-          <w:trHeight w:val="1134" w:hRule="atLeast"/>
+          <w:trHeight w:val="510" w:hRule="atLeast"/>
+          <w:tblHeader w:val="true"/>
         </w:trPr>
         <w:tc>
           <w:tcPr>
-            <w:tcW w:type="dxa" w:w="9524"/>
-          </w:tcPr>
-          <w:p/>
+            <w:shd w:val="clear" w:color="auto" w:fill="FFF0C1"/>
+            <w:vAlign w:val="center"/>
+          </w:tcPr>
+          <w:p>
+            <w:pPr>
+              <w:pStyle w:val="Compact"/>
+              <w:keepNext/>
+              <w:jc w:val="center"/>
+            </w:pPr>
+            <m:oMath>
+              <m:r>
+                <m:t>B</m:t>
+              </m:r>
+            </m:oMath>
+            <w:r>
+              <w:rPr>
+                <w:sz w:val="20"/>
+              </w:rPr>
+              <w:t xml:space="preserve"> </w:t>
+            </w:r>
+            <w:r>
+              <w:rPr>
+                <w:sz w:val="20"/>
+              </w:rPr>
+              <w:t xml:space="preserve">(s⁻²/g)</w:t>
+            </w:r>
+          </w:p>
+        </w:tc>
+        <w:tc>
+          <w:tcPr>
+            <w:shd w:val="clear" w:color="auto" w:fill="FFF0C1"/>
+            <w:vAlign w:val="center"/>
+          </w:tcPr>
+          <w:p>
+            <w:pPr>
+              <w:pStyle w:val="Compact"/>
+              <w:keepNext/>
+              <w:jc w:val="center"/>
+            </w:pPr>
+            <m:oMath>
+              <m:r>
+                <m:t>A</m:t>
+              </m:r>
+            </m:oMath>
+            <w:r>
+              <w:rPr>
+                <w:sz w:val="20"/>
+              </w:rPr>
+              <w:t xml:space="preserve"> </w:t>
+            </w:r>
+            <w:r>
+              <w:rPr>
+                <w:sz w:val="20"/>
+              </w:rPr>
+              <w:t xml:space="preserve">(s⁻²)</w:t>
+            </w:r>
+          </w:p>
+        </w:tc>
+        <w:tc>
+          <w:tcPr>
+            <w:shd w:val="clear" w:color="auto" w:fill="FFF0C1"/>
+            <w:vAlign w:val="center"/>
+          </w:tcPr>
+          <w:p>
+            <w:pPr>
+              <w:pStyle w:val="Compact"/>
+              <w:keepNext/>
+              <w:jc w:val="center"/>
+            </w:pPr>
+            <m:oMath>
+              <m:r>
+                <m:t>r</m:t>
+              </m:r>
+            </m:oMath>
+          </w:p>
+        </w:tc>
+        <w:tc>
+          <w:tcPr>
+            <w:shd w:val="clear" w:color="auto" w:fill="FFF0C1"/>
+            <w:vAlign w:val="center"/>
+          </w:tcPr>
+          <w:p>
+            <w:pPr>
+              <w:pStyle w:val="Compact"/>
+              <w:keepNext/>
+              <w:jc w:val="center"/>
+            </w:pPr>
+            <m:oMath>
+              <m:sSub>
+                <m:e>
+                  <m:r>
+                    <m:t>ω</m:t>
+                  </m:r>
+                </m:e>
+                <m:sub>
+                  <m:r>
+                    <m:t>1</m:t>
+                  </m:r>
+                </m:sub>
+              </m:sSub>
+            </m:oMath>
+            <w:r>
+              <w:rPr>
+                <w:sz w:val="20"/>
+              </w:rPr>
+              <w:t xml:space="preserve"> </w:t>
+            </w:r>
+            <w:r>
+              <w:rPr>
+                <w:sz w:val="20"/>
+              </w:rPr>
+              <w:t xml:space="preserve">del ajuste (rad/s)</w:t>
+            </w:r>
+          </w:p>
+        </w:tc>
+        <w:tc>
+          <w:tcPr>
+            <w:shd w:val="clear" w:color="auto" w:fill="FFF0C1"/>
+            <w:vAlign w:val="center"/>
+          </w:tcPr>
+          <w:p>
+            <w:pPr>
+              <w:pStyle w:val="Compact"/>
+              <w:keepNext/>
+              <w:jc w:val="center"/>
+            </w:pPr>
+            <m:oMath>
+              <m:sSub>
+                <m:e>
+                  <m:r>
+                    <m:t>ω</m:t>
+                  </m:r>
+                </m:e>
+                <m:sub>
+                  <m:r>
+                    <m:t>1</m:t>
+                  </m:r>
+                </m:sub>
+              </m:sSub>
+            </m:oMath>
+            <w:r>
+              <w:rPr>
+                <w:sz w:val="20"/>
+              </w:rPr>
+              <w:t xml:space="preserve"> </w:t>
+            </w:r>
+            <w:r>
+              <w:rPr>
+                <w:sz w:val="20"/>
+              </w:rPr>
+              <w:t xml:space="preserve">medida (rad/s)</w:t>
+            </w:r>
+          </w:p>
+        </w:tc>
+        <w:tc>
+          <w:tcPr>
+            <w:shd w:val="clear" w:color="auto" w:fill="FFF0C1"/>
+            <w:vAlign w:val="center"/>
+          </w:tcPr>
+          <w:p>
+            <w:pPr>
+              <w:pStyle w:val="Compact"/>
+              <w:keepNext/>
+              <w:jc w:val="center"/>
+            </w:pPr>
+            <w:r>
+              <w:rPr>
+                <w:sz w:val="20"/>
+              </w:rPr>
+              <w:t xml:space="preserve">Cociente</w:t>
+            </w:r>
+          </w:p>
+        </w:tc>
+      </w:tr>
+      <w:tr>
+        <w:trPr>
+          <w:trHeight w:val="425" w:hRule="atLeast"/>
+        </w:trPr>
+        <w:tc>
+          <w:tcPr>
+            <w:vAlign w:val="center"/>
+          </w:tcPr>
+          <w:p>
+            <w:pPr>
+              <w:pStyle w:val="Compact"/>
+              <w:keepNext/>
+              <w:jc w:val="center"/>
+            </w:pPr>
+            <w:r>
+              <w:rPr>
+                <w:sz w:val="20"/>
+              </w:rPr>
+              <w:t xml:space="preserve"> </w:t>
+            </w:r>
+          </w:p>
+        </w:tc>
+        <w:tc>
+          <w:tcPr>
+            <w:vAlign w:val="center"/>
+          </w:tcPr>
+          <w:p>
+            <w:pPr>
+              <w:pStyle w:val="Compact"/>
+              <w:keepNext/>
+              <w:jc w:val="center"/>
+            </w:pPr>
+            <w:r>
+              <w:rPr>
+                <w:sz w:val="20"/>
+              </w:rPr>
+              <w:t xml:space="preserve"> </w:t>
+            </w:r>
+          </w:p>
+        </w:tc>
+        <w:tc>
+          <w:tcPr>
+            <w:vAlign w:val="center"/>
+          </w:tcPr>
+          <w:p>
+            <w:pPr>
+              <w:pStyle w:val="Compact"/>
+              <w:keepNext/>
+              <w:jc w:val="center"/>
+            </w:pPr>
+            <w:r>
+              <w:rPr>
+                <w:sz w:val="20"/>
+              </w:rPr>
+              <w:t xml:space="preserve"> </w:t>
+            </w:r>
+          </w:p>
+        </w:tc>
+        <w:tc>
+          <w:tcPr>
+            <w:vAlign w:val="center"/>
+          </w:tcPr>
+          <w:p>
+            <w:pPr>
+              <w:pStyle w:val="Compact"/>
+              <w:keepNext/>
+              <w:jc w:val="center"/>
+            </w:pPr>
+            <w:r>
+              <w:rPr>
+                <w:sz w:val="20"/>
+              </w:rPr>
+              <w:t xml:space="preserve"> </w:t>
+            </w:r>
+          </w:p>
+        </w:tc>
+        <w:tc>
+          <w:tcPr>
+            <w:vAlign w:val="center"/>
+          </w:tcPr>
+          <w:p>
+            <w:pPr>
+              <w:pStyle w:val="Compact"/>
+              <w:keepNext/>
+              <w:jc w:val="center"/>
+            </w:pPr>
+            <w:r>
+              <w:rPr>
+                <w:sz w:val="20"/>
+              </w:rPr>
+              <w:t xml:space="preserve"> </w:t>
+            </w:r>
+          </w:p>
+        </w:tc>
+        <w:tc>
+          <w:tcPr>
+            <w:vAlign w:val="center"/>
+          </w:tcPr>
+          <w:p>
+            <w:pPr>
+              <w:pStyle w:val="Compact"/>
+              <w:keepNext/>
+              <w:jc w:val="center"/>
+            </w:pPr>
+            <w:r>
+              <w:rPr>
+                <w:sz w:val="20"/>
+              </w:rPr>
+              <w:t xml:space="preserve"> </w:t>
+            </w:r>
+          </w:p>
         </w:tc>
       </w:tr>
     </w:tbl>
-    <w:p/>
     <w:p>
       <w:pPr>
         <w:pStyle w:val="BodyText"/>
-        <w:spacing w:before="280" w:after="120" w:line="276" w:lineRule="auto"/>
+        <w:spacing w:before="200" w:after="120" w:line="276" w:lineRule="auto"/>
         <w:jc w:val="both"/>
       </w:pPr>
       <w:r>
@@ -2344,106 +2922,13 @@
           <w:bCs/>
           <w:b/>
         </w:rPr>
-        <w:t xml:space="preserve">4.</w:t>
+        <w:t xml:space="preserve">3.</w:t>
       </w:r>
       <w:r>
         <w:t xml:space="preserve"> </w:t>
       </w:r>
       <w:r>
-        <w:t xml:space="preserve">A partir de la pendiente, que vale</w:t>
-      </w:r>
-      <w:r>
-        <w:t xml:space="preserve"> </w:t>
-      </w:r>
-      <m:oMath>
-        <m:r>
-          <m:t>2</m:t>
-        </m:r>
-        <m:d>
-          <m:dPr>
-            <m:begChr m:val="("/>
-            <m:endChr m:val=")"/>
-            <m:sepChr m:val=""/>
-            <m:grow/>
-          </m:dPr>
-          <m:e>
-            <m:r>
-              <m:t>κ</m:t>
-            </m:r>
-            <m:r>
-              <m:rPr>
-                <m:sty m:val="p"/>
-              </m:rPr>
-              <m:t>/</m:t>
-            </m:r>
-            <m:r>
-              <m:t>M</m:t>
-            </m:r>
-          </m:e>
-        </m:d>
-        <m:r>
-          <m:t> </m:t>
-        </m:r>
-        <m:sSup>
-          <m:e>
-            <m:r>
-              <m:t>l</m:t>
-            </m:r>
-          </m:e>
-          <m:sup>
-            <m:r>
-              <m:t>2</m:t>
-            </m:r>
-          </m:sup>
-        </m:sSup>
-        <m:r>
-          <m:rPr>
-            <m:sty m:val="p"/>
-          </m:rPr>
-          <m:t>/</m:t>
-        </m:r>
-        <m:d>
-          <m:dPr>
-            <m:begChr m:val="("/>
-            <m:endChr m:val=")"/>
-            <m:sepChr m:val=""/>
-            <m:grow/>
-          </m:dPr>
-          <m:e>
-            <m:r>
-              <m:t>m</m:t>
-            </m:r>
-            <m:sSup>
-              <m:e>
-                <m:r>
-                  <m:t>L</m:t>
-                </m:r>
-              </m:e>
-              <m:sup>
-                <m:r>
-                  <m:t>2</m:t>
-                </m:r>
-              </m:sup>
-            </m:sSup>
-          </m:e>
-        </m:d>
-      </m:oMath>
-      <w:r>
-        <w:t xml:space="preserve">, obtenga la constante efectiva</w:t>
-      </w:r>
-      <w:r>
-        <w:t xml:space="preserve"> </w:t>
-      </w:r>
-      <m:oMath>
-        <m:r>
-          <m:t>κ</m:t>
-        </m:r>
-      </m:oMath>
-      <w:r>
-        <w:t xml:space="preserve"> </w:t>
-      </w:r>
-      <w:r>
-        <w:t xml:space="preserve">para</w:t>
+        <w:t xml:space="preserve">Calcule el periodo de batido teórico para</w:t>
       </w:r>
       <w:r>
         <w:t xml:space="preserve"> </w:t>
@@ -2457,30 +2942,70 @@
         <w:t xml:space="preserve"> </w:t>
       </w:r>
       <w:r>
-        <w:t xml:space="preserve">= 10 g: es la constante del muelle que produciría el mismo acoplamiento.</w:t>
+        <w:t xml:space="preserve">= 10 g con</w:t>
+      </w:r>
+      <w:r>
+        <w:t xml:space="preserve"> </w:t>
+      </w:r>
+      <m:oMath>
+        <m:sSub>
+          <m:e>
+            <m:r>
+              <m:t>ω</m:t>
+            </m:r>
+          </m:e>
+          <m:sub>
+            <m:r>
+              <m:t>1</m:t>
+            </m:r>
+          </m:sub>
+        </m:sSub>
+      </m:oMath>
+      <w:r>
+        <w:t xml:space="preserve"> </w:t>
+      </w:r>
+      <w:r>
+        <w:t xml:space="preserve">(Parte A) y</w:t>
+      </w:r>
+      <w:r>
+        <w:t xml:space="preserve"> </w:t>
+      </w:r>
+      <m:oMath>
+        <m:sSub>
+          <m:e>
+            <m:r>
+              <m:t>ω</m:t>
+            </m:r>
+          </m:e>
+          <m:sub>
+            <m:r>
+              <m:t>2</m:t>
+            </m:r>
+          </m:sub>
+        </m:sSub>
+      </m:oMath>
+      <w:r>
+        <w:t xml:space="preserve"> </w:t>
+      </w:r>
+      <w:r>
+        <w:t xml:space="preserve">(Tabla 2), y el cociente entre el medido y el teórico.</w:t>
       </w:r>
     </w:p>
     <w:p>
       <w:pPr>
-        <w:pStyle w:val="BodyText"/>
-        <w:spacing w:after="120" w:line="276" w:lineRule="auto"/>
-        <w:jc w:val="both"/>
+        <w:pStyle w:val="TableCaption"/>
+        <w:keepNext/>
+        <w:spacing w:after="80" w:before="200"/>
+        <w:jc w:val="center"/>
       </w:pPr>
-      <m:oMath>
-        <m:r>
-          <m:t>κ</m:t>
-        </m:r>
-      </m:oMath>
-      <w:r>
-        <w:t xml:space="preserve"> </w:t>
-      </w:r>
-      <w:r>
-        <w:t xml:space="preserve">= ( __________ ± __________ ) N/m</w:t>
+      <w:r>
+        <w:t xml:space="preserve">Tabla 5. Periodo de batido medido y teórico.</w:t>
       </w:r>
     </w:p>
     <w:tbl>
       <w:tblPr>
         <w:tblW w:type="pct" w:w="5000"/>
+        <w:jc w:val="center"/>
         <w:tblBorders>
           <w:top w:val="single" w:sz="6" w:color="000000"/>
           <w:left w:val="single" w:sz="6" w:color="000000"/>
@@ -2489,74 +3014,178 @@
           <w:insideH w:val="single" w:sz="6" w:color="000000"/>
           <w:insideV w:val="single" w:sz="6" w:color="000000"/>
         </w:tblBorders>
-        <w:tblLook w:firstColumn="1" w:firstRow="1" w:lastColumn="0" w:lastRow="0" w:noHBand="0" w:noVBand="1" w:val="04A0"/>
+        <w:tblLook w:firstRow="1" w:lastRow="0" w:firstColumn="0" w:lastColumn="0" w:noHBand="0" w:noVBand="0" w:val="0020"/>
+        <w:tblCaption w:val="Tabla 5. Periodo de batido medido y teórico."/>
       </w:tblPr>
       <w:tblGrid>
-        <w:gridCol w:w="9524"/>
+        <w:gridCol w:w="2640"/>
+        <w:gridCol w:w="2640"/>
+        <w:gridCol w:w="2640"/>
       </w:tblGrid>
       <w:tr>
         <w:trPr>
-          <w:trHeight w:val="1134" w:hRule="atLeast"/>
+          <w:trHeight w:val="510" w:hRule="atLeast"/>
+          <w:tblHeader w:val="true"/>
         </w:trPr>
         <w:tc>
           <w:tcPr>
-            <w:tcW w:type="dxa" w:w="9524"/>
-          </w:tcPr>
-          <w:p/>
+            <w:shd w:val="clear" w:color="auto" w:fill="FFF0C1"/>
+            <w:vAlign w:val="center"/>
+          </w:tcPr>
+          <w:p>
+            <w:pPr>
+              <w:pStyle w:val="Compact"/>
+              <w:keepNext/>
+              <w:jc w:val="center"/>
+            </w:pPr>
+            <m:oMath>
+              <m:sSub>
+                <m:e>
+                  <m:r>
+                    <m:t>T</m:t>
+                  </m:r>
+                </m:e>
+                <m:sub>
+                  <m:r>
+                    <m:t>b</m:t>
+                  </m:r>
+                </m:sub>
+              </m:sSub>
+            </m:oMath>
+            <w:r>
+              <w:rPr>
+                <w:sz w:val="20"/>
+              </w:rPr>
+              <w:t xml:space="preserve"> </w:t>
+            </w:r>
+            <w:r>
+              <w:rPr>
+                <w:sz w:val="20"/>
+              </w:rPr>
+              <w:t xml:space="preserve">teórico (s)</w:t>
+            </w:r>
+          </w:p>
+        </w:tc>
+        <w:tc>
+          <w:tcPr>
+            <w:shd w:val="clear" w:color="auto" w:fill="FFF0C1"/>
+            <w:vAlign w:val="center"/>
+          </w:tcPr>
+          <w:p>
+            <w:pPr>
+              <w:pStyle w:val="Compact"/>
+              <w:keepNext/>
+              <w:jc w:val="center"/>
+            </w:pPr>
+            <m:oMath>
+              <m:sSub>
+                <m:e>
+                  <m:r>
+                    <m:t>T</m:t>
+                  </m:r>
+                </m:e>
+                <m:sub>
+                  <m:r>
+                    <m:t>b</m:t>
+                  </m:r>
+                </m:sub>
+              </m:sSub>
+            </m:oMath>
+            <w:r>
+              <w:rPr>
+                <w:sz w:val="20"/>
+              </w:rPr>
+              <w:t xml:space="preserve"> </w:t>
+            </w:r>
+            <w:r>
+              <w:rPr>
+                <w:sz w:val="20"/>
+              </w:rPr>
+              <w:t xml:space="preserve">medido (s)</w:t>
+            </w:r>
+          </w:p>
+        </w:tc>
+        <w:tc>
+          <w:tcPr>
+            <w:shd w:val="clear" w:color="auto" w:fill="FFF0C1"/>
+            <w:vAlign w:val="center"/>
+          </w:tcPr>
+          <w:p>
+            <w:pPr>
+              <w:pStyle w:val="Compact"/>
+              <w:keepNext/>
+              <w:jc w:val="center"/>
+            </w:pPr>
+            <w:r>
+              <w:rPr>
+                <w:sz w:val="20"/>
+              </w:rPr>
+              <w:t xml:space="preserve">Cociente</w:t>
+            </w:r>
+          </w:p>
+        </w:tc>
+      </w:tr>
+      <w:tr>
+        <w:trPr>
+          <w:trHeight w:val="425" w:hRule="atLeast"/>
+        </w:trPr>
+        <w:tc>
+          <w:tcPr>
+            <w:vAlign w:val="center"/>
+          </w:tcPr>
+          <w:p>
+            <w:pPr>
+              <w:pStyle w:val="Compact"/>
+              <w:keepNext/>
+              <w:jc w:val="center"/>
+            </w:pPr>
+            <w:r>
+              <w:rPr>
+                <w:sz w:val="20"/>
+              </w:rPr>
+              <w:t xml:space="preserve"> </w:t>
+            </w:r>
+          </w:p>
+        </w:tc>
+        <w:tc>
+          <w:tcPr>
+            <w:vAlign w:val="center"/>
+          </w:tcPr>
+          <w:p>
+            <w:pPr>
+              <w:pStyle w:val="Compact"/>
+              <w:keepNext/>
+              <w:jc w:val="center"/>
+            </w:pPr>
+            <w:r>
+              <w:rPr>
+                <w:sz w:val="20"/>
+              </w:rPr>
+              <w:t xml:space="preserve"> </w:t>
+            </w:r>
+          </w:p>
+        </w:tc>
+        <w:tc>
+          <w:tcPr>
+            <w:vAlign w:val="center"/>
+          </w:tcPr>
+          <w:p>
+            <w:pPr>
+              <w:pStyle w:val="Compact"/>
+              <w:keepNext/>
+              <w:jc w:val="center"/>
+            </w:pPr>
+            <w:r>
+              <w:rPr>
+                <w:sz w:val="20"/>
+              </w:rPr>
+              <w:t xml:space="preserve"> </w:t>
+            </w:r>
+          </w:p>
         </w:tc>
       </w:tr>
     </w:tbl>
-    <w:p/>
-    <w:p>
-      <w:pPr>
-        <w:pStyle w:val="BodyText"/>
-        <w:spacing w:before="280" w:after="120" w:line="276" w:lineRule="auto"/>
-        <w:jc w:val="both"/>
-      </w:pPr>
-      <w:r>
-        <w:rPr>
-          <w:bCs/>
-          <w:b/>
-        </w:rPr>
-        <w:t xml:space="preserve">5.</w:t>
-      </w:r>
-      <w:r>
-        <w:t xml:space="preserve"> </w:t>
-      </w:r>
-      <w:r>
-        <w:t xml:space="preserve">Explique, en términos de energía, por qué el péndulo 1 llega a pararse mientras el 2 alcanza su máxima amplitud.</w:t>
-      </w:r>
-    </w:p>
-    <w:tbl>
-      <w:tblPr>
-        <w:tblW w:type="pct" w:w="5000"/>
-        <w:tblBorders>
-          <w:top w:val="single" w:sz="6" w:color="000000"/>
-          <w:left w:val="single" w:sz="6" w:color="000000"/>
-          <w:bottom w:val="single" w:sz="6" w:color="000000"/>
-          <w:right w:val="single" w:sz="6" w:color="000000"/>
-          <w:insideH w:val="single" w:sz="6" w:color="000000"/>
-          <w:insideV w:val="single" w:sz="6" w:color="000000"/>
-        </w:tblBorders>
-        <w:tblLook w:firstColumn="1" w:firstRow="1" w:lastColumn="0" w:lastRow="0" w:noHBand="0" w:noVBand="1" w:val="04A0"/>
-      </w:tblPr>
-      <w:tblGrid>
-        <w:gridCol w:w="9524"/>
-      </w:tblGrid>
-      <w:tr>
-        <w:trPr>
-          <w:trHeight w:val="1134" w:hRule="atLeast"/>
-        </w:trPr>
-        <w:tc>
-          <w:tcPr>
-            <w:tcW w:type="dxa" w:w="9524"/>
-          </w:tcPr>
-          <w:p/>
-        </w:tc>
-      </w:tr>
-    </w:tbl>
-    <w:p/>
-    <w:bookmarkEnd w:id="30"/>
+    <w:bookmarkEnd w:id="31"/>
     <w:sectPr>
       <w:headerReference w:type="default" r:id="rId9"/>
       <w:footerReference w:type="default" r:id="rId10"/>
@@ -2711,202 +3340,8 @@
       </w:pPr>
     </w:lvl>
   </w:abstractNum>
-  <w:abstractNum w:abstractNumId="991">
-    <w:nsid w:val="A991"/>
-    <w:multiLevelType w:val="multilevel"/>
-    <w:lvl w:ilvl="0">
-      <w:numFmt w:val="bullet"/>
-      <w:lvlText w:val="•"/>
-      <w:lvlJc w:val="left"/>
-      <w:pPr>
-        <w:ind w:left="720" w:hanging="480"/>
-      </w:pPr>
-    </w:lvl>
-    <w:lvl w:ilvl="1">
-      <w:numFmt w:val="bullet"/>
-      <w:lvlText w:val="–"/>
-      <w:lvlJc w:val="left"/>
-      <w:pPr>
-        <w:ind w:left="1440" w:hanging="480"/>
-      </w:pPr>
-    </w:lvl>
-    <w:lvl w:ilvl="2">
-      <w:numFmt w:val="bullet"/>
-      <w:lvlText w:val="•"/>
-      <w:lvlJc w:val="left"/>
-      <w:pPr>
-        <w:ind w:left="2160" w:hanging="480"/>
-      </w:pPr>
-    </w:lvl>
-    <w:lvl w:ilvl="3">
-      <w:numFmt w:val="bullet"/>
-      <w:lvlText w:val="–"/>
-      <w:lvlJc w:val="left"/>
-      <w:pPr>
-        <w:ind w:left="2880" w:hanging="480"/>
-      </w:pPr>
-    </w:lvl>
-    <w:lvl w:ilvl="4">
-      <w:numFmt w:val="bullet"/>
-      <w:lvlText w:val="•"/>
-      <w:lvlJc w:val="left"/>
-      <w:pPr>
-        <w:ind w:left="3600" w:hanging="480"/>
-      </w:pPr>
-    </w:lvl>
-    <w:lvl w:ilvl="5">
-      <w:numFmt w:val="bullet"/>
-      <w:lvlText w:val="–"/>
-      <w:lvlJc w:val="left"/>
-      <w:pPr>
-        <w:ind w:left="4320" w:hanging="480"/>
-      </w:pPr>
-    </w:lvl>
-    <w:lvl w:ilvl="6">
-      <w:numFmt w:val="bullet"/>
-      <w:lvlText w:val="•"/>
-      <w:lvlJc w:val="left"/>
-      <w:pPr>
-        <w:ind w:left="5040" w:hanging="480"/>
-      </w:pPr>
-    </w:lvl>
-    <w:lvl w:ilvl="7">
-      <w:numFmt w:val="bullet"/>
-      <w:lvlText w:val="–"/>
-      <w:lvlJc w:val="left"/>
-      <w:pPr>
-        <w:ind w:left="5760" w:hanging="480"/>
-      </w:pPr>
-    </w:lvl>
-    <w:lvl w:ilvl="8">
-      <w:numFmt w:val="bullet"/>
-      <w:lvlText w:val="•"/>
-      <w:lvlJc w:val="left"/>
-      <w:pPr>
-        <w:ind w:left="6480" w:hanging="480"/>
-      </w:pPr>
-    </w:lvl>
-  </w:abstractNum>
-  <w:abstractNum w:abstractNumId="99411">
-    <w:nsid w:val="A99411"/>
-    <w:multiLevelType w:val="multilevel"/>
-    <w:lvl w:ilvl="0">
-      <w:start w:val="1"/>
-      <w:numFmt w:val="decimal"/>
-      <w:lvlText w:val="%1."/>
-      <w:lvlJc w:val="left"/>
-      <w:pPr>
-        <w:ind w:left="720" w:hanging="480"/>
-      </w:pPr>
-    </w:lvl>
-    <w:lvl w:ilvl="1">
-      <w:start w:val="1"/>
-      <w:numFmt w:val="decimal"/>
-      <w:lvlText w:val="%2."/>
-      <w:lvlJc w:val="left"/>
-      <w:pPr>
-        <w:ind w:left="1440" w:hanging="480"/>
-      </w:pPr>
-    </w:lvl>
-    <w:lvl w:ilvl="2">
-      <w:start w:val="1"/>
-      <w:numFmt w:val="decimal"/>
-      <w:lvlText w:val="%3."/>
-      <w:lvlJc w:val="left"/>
-      <w:pPr>
-        <w:ind w:left="2160" w:hanging="480"/>
-      </w:pPr>
-    </w:lvl>
-    <w:lvl w:ilvl="3">
-      <w:start w:val="1"/>
-      <w:numFmt w:val="decimal"/>
-      <w:lvlText w:val="%4."/>
-      <w:lvlJc w:val="left"/>
-      <w:pPr>
-        <w:ind w:left="2880" w:hanging="480"/>
-      </w:pPr>
-    </w:lvl>
-    <w:lvl w:ilvl="4">
-      <w:start w:val="1"/>
-      <w:numFmt w:val="decimal"/>
-      <w:lvlText w:val="%5."/>
-      <w:lvlJc w:val="left"/>
-      <w:pPr>
-        <w:ind w:left="3600" w:hanging="480"/>
-      </w:pPr>
-    </w:lvl>
-    <w:lvl w:ilvl="5">
-      <w:start w:val="1"/>
-      <w:numFmt w:val="decimal"/>
-      <w:lvlText w:val="%6."/>
-      <w:lvlJc w:val="left"/>
-      <w:pPr>
-        <w:ind w:left="4320" w:hanging="480"/>
-      </w:pPr>
-    </w:lvl>
-    <w:lvl w:ilvl="6">
-      <w:start w:val="1"/>
-      <w:numFmt w:val="decimal"/>
-      <w:lvlText w:val="%7."/>
-      <w:lvlJc w:val="left"/>
-      <w:pPr>
-        <w:ind w:left="5040" w:hanging="480"/>
-      </w:pPr>
-    </w:lvl>
-    <w:lvl w:ilvl="7">
-      <w:start w:val="1"/>
-      <w:numFmt w:val="decimal"/>
-      <w:lvlText w:val="%8."/>
-      <w:lvlJc w:val="left"/>
-      <w:pPr>
-        <w:ind w:left="5760" w:hanging="480"/>
-      </w:pPr>
-    </w:lvl>
-    <w:lvl w:ilvl="8">
-      <w:start w:val="1"/>
-      <w:numFmt w:val="decimal"/>
-      <w:lvlText w:val="%9."/>
-      <w:lvlJc w:val="left"/>
-      <w:pPr>
-        <w:ind w:left="6480" w:hanging="480"/>
-      </w:pPr>
-    </w:lvl>
-  </w:abstractNum>
   <w:num w:numId="1000">
     <w:abstractNumId w:val="990"/>
-  </w:num>
-  <w:num w:numId="1001">
-    <w:abstractNumId w:val="991"/>
-  </w:num>
-  <w:num w:numId="1002">
-    <w:abstractNumId w:val="99411"/>
-    <w:lvlOverride w:ilvl="0">
-      <w:startOverride w:val="1"/>
-    </w:lvlOverride>
-    <w:lvlOverride w:ilvl="1">
-      <w:startOverride w:val="1"/>
-    </w:lvlOverride>
-    <w:lvlOverride w:ilvl="2">
-      <w:startOverride w:val="1"/>
-    </w:lvlOverride>
-    <w:lvlOverride w:ilvl="3">
-      <w:startOverride w:val="1"/>
-    </w:lvlOverride>
-    <w:lvlOverride w:ilvl="4">
-      <w:startOverride w:val="1"/>
-    </w:lvlOverride>
-    <w:lvlOverride w:ilvl="5">
-      <w:startOverride w:val="1"/>
-    </w:lvlOverride>
-    <w:lvlOverride w:ilvl="6">
-      <w:startOverride w:val="1"/>
-    </w:lvlOverride>
-    <w:lvlOverride w:ilvl="7">
-      <w:startOverride w:val="1"/>
-    </w:lvlOverride>
-    <w:lvlOverride w:ilvl="8">
-      <w:startOverride w:val="1"/>
-    </w:lvlOverride>
   </w:num>
 </w:numbering>
 </file>

--- a/fichas/fai-pendulos-acoplados.docx
+++ b/fichas/fai-pendulos-acoplados.docx
@@ -341,7 +341,50 @@
         <w:jc w:val="both"/>
       </w:pPr>
       <w:r>
-        <w:t xml:space="preserve">Cualquier otro movimiento es una superposición de los dos modos. Si se separa un solo péndulo y se suelta, la energía pasa de uno a otro: la amplitud de cada péndulo se anula periódicamente, con el periodo de batido</w:t>
+        <w:t xml:space="preserve">Cualquier otro movimiento es una superposición de los dos modos. Si se separa un solo péndulo y se suelta, la energía pasa de uno a otro: cada péndulo oscila con un periodo intermedio entre</w:t>
+      </w:r>
+      <w:r>
+        <w:t xml:space="preserve"> </w:t>
+      </w:r>
+      <m:oMath>
+        <m:sSub>
+          <m:e>
+            <m:r>
+              <m:t>T</m:t>
+            </m:r>
+          </m:e>
+          <m:sub>
+            <m:r>
+              <m:t>1</m:t>
+            </m:r>
+          </m:sub>
+        </m:sSub>
+      </m:oMath>
+      <w:r>
+        <w:t xml:space="preserve"> </w:t>
+      </w:r>
+      <w:r>
+        <w:t xml:space="preserve">y</w:t>
+      </w:r>
+      <w:r>
+        <w:t xml:space="preserve"> </w:t>
+      </w:r>
+      <m:oMath>
+        <m:sSub>
+          <m:e>
+            <m:r>
+              <m:t>T</m:t>
+            </m:r>
+          </m:e>
+          <m:sub>
+            <m:r>
+              <m:t>2</m:t>
+            </m:r>
+          </m:sub>
+        </m:sSub>
+      </m:oMath>
+      <w:r>
+        <w:t xml:space="preserve">, y su amplitud se anula periódicamente, con el periodo de batido</w:t>
       </w:r>
     </w:p>
     <w:p>
@@ -509,7 +552,7 @@
         <w:jc w:val="both"/>
       </w:pPr>
       <w:r>
-        <w:t xml:space="preserve">Los dos péndulos cuelgan de dos soportes separados unos 10 cm, con hilos de unos 40 cm. Antes de acoplarlos, ajustar las longitudes hasta que los dos tengan el mismo periodo. Después, atar un hilo de unos 20 cm a los dos péndulos a la misma altura y colgar en su centro la pesa</w:t>
+        <w:t xml:space="preserve">El montaje ya está hecho y no hay que tocar los hilos ni los nudos. Cada péndulo es una pesa de 50 g con su varilla, colgada de un hilo de unos 70 cm, y los dos soportes están separados unos 22 cm. El hilo de acoplamiento está atado a los dos péndulos a la misma altura, y de su centro cuelga un portapesas. Lo único que se cambia durante la práctica son las pesas del portapesas, que forman la masa</w:t>
       </w:r>
       <w:r>
         <w:t xml:space="preserve"> </w:t>
@@ -530,9 +573,112 @@
         <w:jc w:val="both"/>
       </w:pPr>
       <w:r>
-        <w:t xml:space="preserve">Los péndulos se separan siempre en el plano que forman los dos péndulos y el hilo, con amplitudes pequeñas, de unos 2 cm. Si la pesa es demasiado grande, el hilo tira de los péndulos hacia dentro y cuelgan torcidos; por eso se empieza con 10 g y se va reduciendo.</w:t>
+        <w:t xml:space="preserve">La longitud</w:t>
+      </w:r>
+      <w:r>
+        <w:t xml:space="preserve"> </w:t>
+      </w:r>
+      <m:oMath>
+        <m:r>
+          <m:t>L</m:t>
+        </m:r>
+      </m:oMath>
+      <w:r>
+        <w:t xml:space="preserve"> </w:t>
+      </w:r>
+      <w:r>
+        <w:t xml:space="preserve">se mide con la cinta métrica desde el punto de suspensión hasta el centro de la pesa dorada. Los péndulos se separan siempre en el plano que forman los dos péndulos y el hilo, con amplitudes pequeñas, de unos 2 cm. Para soltarlos a la vez y con la misma separación, ayuda sujetarlos con una regla apoyada en las dos pesas y retirarla de golpe.</w:t>
       </w:r>
     </w:p>
+    <w:p>
+      <w:pPr>
+        <w:pStyle w:val="TableCaption"/>
+        <w:keepNext/>
+        <w:spacing w:after="80" w:before="200"/>
+        <w:jc w:val="center"/>
+      </w:pPr>
+      <w:r>
+        <w:t xml:space="preserve">Tabla 1. Longitud de los péndulos.</w:t>
+      </w:r>
+    </w:p>
+    <w:tbl>
+      <w:tblPr>
+        <w:tblW w:type="pct" w:w="5000"/>
+        <w:jc w:val="center"/>
+        <w:tblBorders>
+          <w:top w:val="single" w:sz="6" w:color="000000"/>
+          <w:left w:val="single" w:sz="6" w:color="000000"/>
+          <w:bottom w:val="single" w:sz="6" w:color="000000"/>
+          <w:right w:val="single" w:sz="6" w:color="000000"/>
+          <w:insideH w:val="single" w:sz="6" w:color="000000"/>
+          <w:insideV w:val="single" w:sz="6" w:color="000000"/>
+        </w:tblBorders>
+        <w:tblLook w:firstRow="1" w:lastRow="0" w:firstColumn="0" w:lastColumn="0" w:noHBand="0" w:noVBand="0" w:val="0020"/>
+        <w:tblCaption w:val="Tabla 1. Longitud de los péndulos."/>
+      </w:tblPr>
+      <w:tblGrid>
+        <w:gridCol w:w="7920"/>
+      </w:tblGrid>
+      <w:tr>
+        <w:trPr>
+          <w:trHeight w:val="510" w:hRule="atLeast"/>
+          <w:tblHeader w:val="true"/>
+        </w:trPr>
+        <w:tc>
+          <w:tcPr>
+            <w:shd w:val="clear" w:color="auto" w:fill="FFF0C1"/>
+            <w:vAlign w:val="center"/>
+          </w:tcPr>
+          <w:p>
+            <w:pPr>
+              <w:pStyle w:val="Compact"/>
+              <w:keepNext/>
+              <w:jc w:val="center"/>
+            </w:pPr>
+            <m:oMath>
+              <m:r>
+                <m:t>L</m:t>
+              </m:r>
+            </m:oMath>
+            <w:r>
+              <w:rPr>
+                <w:sz w:val="20"/>
+              </w:rPr>
+              <w:t xml:space="preserve"> </w:t>
+            </w:r>
+            <w:r>
+              <w:rPr>
+                <w:sz w:val="20"/>
+              </w:rPr>
+              <w:t xml:space="preserve">(m)</w:t>
+            </w:r>
+          </w:p>
+        </w:tc>
+      </w:tr>
+      <w:tr>
+        <w:trPr>
+          <w:trHeight w:val="425" w:hRule="atLeast"/>
+        </w:trPr>
+        <w:tc>
+          <w:tcPr>
+            <w:vAlign w:val="center"/>
+          </w:tcPr>
+          <w:p>
+            <w:pPr>
+              <w:pStyle w:val="Compact"/>
+              <w:keepNext/>
+              <w:jc w:val="center"/>
+            </w:pPr>
+            <w:r>
+              <w:rPr>
+                <w:sz w:val="20"/>
+              </w:rPr>
+              <w:t xml:space="preserve"> </w:t>
+            </w:r>
+          </w:p>
+        </w:tc>
+      </w:tr>
+    </w:tbl>
     <w:bookmarkEnd w:id="26"/>
     <w:bookmarkStart w:id="30" w:name="resultados"/>
     <w:p>
@@ -576,7 +722,7 @@
         <w:jc w:val="both"/>
       </w:pPr>
       <w:r>
-        <w:t xml:space="preserve">Con la pesa de 10 g, separar los dos péndulos lo mismo hacia el mismo lado, soltarlos a la vez y medir tres veces el tiempo de 10 oscilaciones. El periodo es</w:t>
+        <w:t xml:space="preserve">Separar los dos péndulos lo mismo hacia el mismo lado, soltarlos a la vez y medir tres veces el tiempo de 10 oscilaciones. El periodo es</w:t>
       </w:r>
       <w:r>
         <w:t xml:space="preserve"> </w:t>
@@ -694,7 +840,7 @@
         <w:jc w:val="center"/>
       </w:pPr>
       <w:r>
-        <w:t xml:space="preserve">Tabla 1. Modo en fase. Escriba</w:t>
+        <w:t xml:space="preserve">Tabla 2. Modo en fase. Escriba</w:t>
       </w:r>
       <w:r>
         <w:t xml:space="preserve"> </w:t>
@@ -781,7 +927,7 @@
           <w:insideV w:val="single" w:sz="6" w:color="000000"/>
         </w:tblBorders>
         <w:tblLook w:firstRow="1" w:lastRow="0" w:firstColumn="0" w:lastColumn="0" w:noHBand="0" w:noVBand="0" w:val="0020"/>
-        <w:tblCaption w:val="Tabla 1. Modo en fase. Escriba T_1, \omega_1 y \omega_1^2 con su error."/>
+        <w:tblCaption w:val="Tabla 2. Modo en fase. Escriba T_1, \omega_1 y \omega_1^2 con su error."/>
       </w:tblPr>
       <w:tblGrid>
         <w:gridCol w:w="1320"/>
@@ -1203,7 +1349,35 @@
         <w:jc w:val="both"/>
       </w:pPr>
       <w:r>
-        <w:t xml:space="preserve">Separar los dos péndulos lo mismo hacia lados opuestos, soltarlos a la vez y medir tres veces el tiempo de 10 oscilaciones. Hacerlo con las pesas de 10, 7 y 4 g.</w:t>
+        <w:t xml:space="preserve">Separar los dos péndulos lo mismo hacia lados opuestos, soltarlos a la vez y medir tres veces el tiempo de 10 oscilaciones. Hacerlo para cuatro masas</w:t>
+      </w:r>
+      <w:r>
+        <w:t xml:space="preserve"> </w:t>
+      </w:r>
+      <m:oMath>
+        <m:r>
+          <m:t>M</m:t>
+        </m:r>
+      </m:oMath>
+      <w:r>
+        <w:t xml:space="preserve"> </w:t>
+      </w:r>
+      <w:r>
+        <w:t xml:space="preserve">del portapesas con sus pesas, entre 30 g y 60 g. La masa</w:t>
+      </w:r>
+      <w:r>
+        <w:t xml:space="preserve"> </w:t>
+      </w:r>
+      <m:oMath>
+        <m:r>
+          <m:t>M</m:t>
+        </m:r>
+      </m:oMath>
+      <w:r>
+        <w:t xml:space="preserve"> </w:t>
+      </w:r>
+      <w:r>
+        <w:t xml:space="preserve">es la del portapesas más la de las pesas que lleve.</w:t>
       </w:r>
     </w:p>
     <w:p>
@@ -1214,7 +1388,7 @@
         <w:jc w:val="center"/>
       </w:pPr>
       <w:r>
-        <w:t xml:space="preserve">Tabla 2. Modo en oposición. Escriba</w:t>
+        <w:t xml:space="preserve">Tabla 3. Modo en oposición. Escriba</w:t>
       </w:r>
       <w:r>
         <w:t xml:space="preserve"> </w:t>
@@ -1301,7 +1475,7 @@
           <w:insideV w:val="single" w:sz="6" w:color="000000"/>
         </w:tblBorders>
         <w:tblLook w:firstRow="1" w:lastRow="0" w:firstColumn="0" w:lastColumn="0" w:noHBand="0" w:noVBand="0" w:val="0020"/>
-        <w:tblCaption w:val="Tabla 2. Modo en oposición. Escriba T_2, \omega_2 y \omega_2^2 con su error."/>
+        <w:tblCaption w:val="Tabla 3. Modo en oposición. Escriba T_2, \omega_2 y \omega_2^2 con su error."/>
       </w:tblPr>
       <w:tblGrid>
         <w:gridCol w:w="1131"/>
@@ -1632,7 +1806,7 @@
               <w:rPr>
                 <w:sz w:val="20"/>
               </w:rPr>
-              <w:t xml:space="preserve">10</w:t>
+              <w:t xml:space="preserve"> </w:t>
             </w:r>
           </w:p>
         </w:tc>
@@ -1763,7 +1937,7 @@
               <w:rPr>
                 <w:sz w:val="20"/>
               </w:rPr>
-              <w:t xml:space="preserve">7</w:t>
+              <w:t xml:space="preserve"> </w:t>
             </w:r>
           </w:p>
         </w:tc>
@@ -1894,7 +2068,138 @@
               <w:rPr>
                 <w:sz w:val="20"/>
               </w:rPr>
-              <w:t xml:space="preserve">4</w:t>
+              <w:t xml:space="preserve"> </w:t>
+            </w:r>
+          </w:p>
+        </w:tc>
+        <w:tc>
+          <w:tcPr>
+            <w:vAlign w:val="center"/>
+          </w:tcPr>
+          <w:p>
+            <w:pPr>
+              <w:pStyle w:val="Compact"/>
+              <w:keepNext/>
+              <w:jc w:val="center"/>
+            </w:pPr>
+            <w:r>
+              <w:rPr>
+                <w:sz w:val="20"/>
+              </w:rPr>
+              <w:t xml:space="preserve"> </w:t>
+            </w:r>
+          </w:p>
+        </w:tc>
+        <w:tc>
+          <w:tcPr>
+            <w:vAlign w:val="center"/>
+          </w:tcPr>
+          <w:p>
+            <w:pPr>
+              <w:pStyle w:val="Compact"/>
+              <w:keepNext/>
+              <w:jc w:val="center"/>
+            </w:pPr>
+            <w:r>
+              <w:rPr>
+                <w:sz w:val="20"/>
+              </w:rPr>
+              <w:t xml:space="preserve"> </w:t>
+            </w:r>
+          </w:p>
+        </w:tc>
+        <w:tc>
+          <w:tcPr>
+            <w:vAlign w:val="center"/>
+          </w:tcPr>
+          <w:p>
+            <w:pPr>
+              <w:pStyle w:val="Compact"/>
+              <w:keepNext/>
+              <w:jc w:val="center"/>
+            </w:pPr>
+            <w:r>
+              <w:rPr>
+                <w:sz w:val="20"/>
+              </w:rPr>
+              <w:t xml:space="preserve"> </w:t>
+            </w:r>
+          </w:p>
+        </w:tc>
+        <w:tc>
+          <w:tcPr>
+            <w:vAlign w:val="center"/>
+          </w:tcPr>
+          <w:p>
+            <w:pPr>
+              <w:pStyle w:val="Compact"/>
+              <w:keepNext/>
+              <w:jc w:val="center"/>
+            </w:pPr>
+            <w:r>
+              <w:rPr>
+                <w:sz w:val="20"/>
+              </w:rPr>
+              <w:t xml:space="preserve"> </w:t>
+            </w:r>
+          </w:p>
+        </w:tc>
+        <w:tc>
+          <w:tcPr>
+            <w:vAlign w:val="center"/>
+          </w:tcPr>
+          <w:p>
+            <w:pPr>
+              <w:pStyle w:val="Compact"/>
+              <w:keepNext/>
+              <w:jc w:val="center"/>
+            </w:pPr>
+            <w:r>
+              <w:rPr>
+                <w:sz w:val="20"/>
+              </w:rPr>
+              <w:t xml:space="preserve"> </w:t>
+            </w:r>
+          </w:p>
+        </w:tc>
+        <w:tc>
+          <w:tcPr>
+            <w:vAlign w:val="center"/>
+          </w:tcPr>
+          <w:p>
+            <w:pPr>
+              <w:pStyle w:val="Compact"/>
+              <w:keepNext/>
+              <w:jc w:val="center"/>
+            </w:pPr>
+            <w:r>
+              <w:rPr>
+                <w:sz w:val="20"/>
+              </w:rPr>
+              <w:t xml:space="preserve"> </w:t>
+            </w:r>
+          </w:p>
+        </w:tc>
+      </w:tr>
+      <w:tr>
+        <w:trPr>
+          <w:trHeight w:val="425" w:hRule="atLeast"/>
+        </w:trPr>
+        <w:tc>
+          <w:tcPr>
+            <w:vAlign w:val="center"/>
+          </w:tcPr>
+          <w:p>
+            <w:pPr>
+              <w:pStyle w:val="Compact"/>
+              <w:keepNext/>
+              <w:jc w:val="center"/>
+            </w:pPr>
+            <w:r>
+              <w:rPr>
+                <w:sz w:val="20"/>
+              </w:rPr>
+              <w:t xml:space="preserve"> </w:t>
             </w:r>
           </w:p>
         </w:tc>
@@ -2034,7 +2339,21 @@
         <w:jc w:val="both"/>
       </w:pPr>
       <w:r>
-        <w:t xml:space="preserve">Con la pesa de 10 g, separar solo el péndulo 1, sujetando el 2 en su posición de reposo, y soltarlos a la vez. El péndulo 1 se irá parando mientras el 2 empieza a oscilar, y después al revés. Medir tres veces el tiempo entre dos paradas consecutivas del péndulo 1, que es el periodo de batido</w:t>
+        <w:t xml:space="preserve">Con</w:t>
+      </w:r>
+      <w:r>
+        <w:t xml:space="preserve"> </w:t>
+      </w:r>
+      <m:oMath>
+        <m:r>
+          <m:t>M</m:t>
+        </m:r>
+      </m:oMath>
+      <w:r>
+        <w:t xml:space="preserve"> </w:t>
+      </w:r>
+      <w:r>
+        <w:t xml:space="preserve">= 60 g, sujetar el péndulo 2 en reposo, separar solo el péndulo 1 y soltarlos a la vez. El péndulo 1 se irá parando mientras el 2 empieza a oscilar, y después al revés. Poner en marcha el cronómetro en un momento en que el péndulo 1 esté parado y detenerlo la siguiente vez que se pare: ese tiempo es el periodo de batido</w:t>
       </w:r>
       <w:r>
         <w:t xml:space="preserve"> </w:t>
@@ -2054,7 +2373,18 @@
         </m:sSub>
       </m:oMath>
       <w:r>
-        <w:t xml:space="preserve">.</w:t>
+        <w:t xml:space="preserve">. Mientras tanto, contar las oscilaciones completas que da el péndulo 1,</w:t>
+      </w:r>
+      <w:r>
+        <w:t xml:space="preserve"> </w:t>
+      </w:r>
+      <m:oMath>
+        <m:r>
+          <m:t>N</m:t>
+        </m:r>
+      </m:oMath>
+      <w:r>
+        <w:t xml:space="preserve">. Repetirlo tres veces. Si cuesta ver el momento en que se para, grabar el movimiento con el móvil y medir después en el vídeo.</w:t>
       </w:r>
     </w:p>
     <w:p>
@@ -2065,7 +2395,7 @@
         <w:jc w:val="center"/>
       </w:pPr>
       <w:r>
-        <w:t xml:space="preserve">Tabla 3. Periodo de batido con</w:t>
+        <w:t xml:space="preserve">Tabla 4. Batidos con</w:t>
       </w:r>
       <w:r>
         <w:t xml:space="preserve"> </w:t>
@@ -2079,7 +2409,7 @@
         <w:t xml:space="preserve"> </w:t>
       </w:r>
       <w:r>
-        <w:t xml:space="preserve">= 10 g.</w:t>
+        <w:t xml:space="preserve">= 60 g.</w:t>
       </w:r>
     </w:p>
     <w:tbl>
@@ -2095,13 +2425,14 @@
           <w:insideV w:val="single" w:sz="6" w:color="000000"/>
         </w:tblBorders>
         <w:tblLook w:firstRow="1" w:lastRow="0" w:firstColumn="0" w:lastColumn="0" w:noHBand="0" w:noVBand="0" w:val="0020"/>
-        <w:tblCaption w:val="Tabla 3. Periodo de batido con M = 10 g."/>
+        <w:tblCaption w:val="Tabla 4. Batidos con M = 60 g."/>
       </w:tblPr>
       <w:tblGrid>
-        <w:gridCol w:w="1980"/>
-        <w:gridCol w:w="1980"/>
-        <w:gridCol w:w="1980"/>
-        <w:gridCol w:w="1980"/>
+        <w:gridCol w:w="1584"/>
+        <w:gridCol w:w="1584"/>
+        <w:gridCol w:w="1584"/>
+        <w:gridCol w:w="1584"/>
+        <w:gridCol w:w="1584"/>
       </w:tblGrid>
       <w:tr>
         <w:trPr>
@@ -2119,41 +2450,6 @@
               <w:keepNext/>
               <w:jc w:val="center"/>
             </w:pPr>
-            <m:oMath>
-              <m:sSub>
-                <m:e>
-                  <m:r>
-                    <m:t>T</m:t>
-                  </m:r>
-                </m:e>
-                <m:sub>
-                  <m:r>
-                    <m:t>b</m:t>
-                  </m:r>
-                  <m:r>
-                    <m:rPr>
-                      <m:sty m:val="p"/>
-                    </m:rPr>
-                    <m:t>,</m:t>
-                  </m:r>
-                  <m:r>
-                    <m:t>1</m:t>
-                  </m:r>
-                </m:sub>
-              </m:sSub>
-            </m:oMath>
-            <w:r>
-              <w:rPr>
-                <w:sz w:val="20"/>
-              </w:rPr>
-              <w:t xml:space="preserve"> </w:t>
-            </w:r>
-            <w:r>
-              <w:rPr>
-                <w:sz w:val="20"/>
-              </w:rPr>
-              <w:t xml:space="preserve">(s)</w:t>
-            </w:r>
           </w:p>
         </w:tc>
         <w:tc>
@@ -2167,40 +2463,11 @@
               <w:keepNext/>
               <w:jc w:val="center"/>
             </w:pPr>
-            <m:oMath>
-              <m:sSub>
-                <m:e>
-                  <m:r>
-                    <m:t>T</m:t>
-                  </m:r>
-                </m:e>
-                <m:sub>
-                  <m:r>
-                    <m:t>b</m:t>
-                  </m:r>
-                  <m:r>
-                    <m:rPr>
-                      <m:sty m:val="p"/>
-                    </m:rPr>
-                    <m:t>,</m:t>
-                  </m:r>
-                  <m:r>
-                    <m:t>2</m:t>
-                  </m:r>
-                </m:sub>
-              </m:sSub>
-            </m:oMath>
-            <w:r>
-              <w:rPr>
-                <w:sz w:val="20"/>
-              </w:rPr>
-              <w:t xml:space="preserve"> </w:t>
-            </w:r>
-            <w:r>
-              <w:rPr>
-                <w:sz w:val="20"/>
-              </w:rPr>
-              <w:t xml:space="preserve">(s)</w:t>
+            <w:r>
+              <w:rPr>
+                <w:sz w:val="20"/>
+              </w:rPr>
+              <w:t xml:space="preserve">Medida 1</w:t>
             </w:r>
           </w:p>
         </w:tc>
@@ -2215,40 +2482,11 @@
               <w:keepNext/>
               <w:jc w:val="center"/>
             </w:pPr>
-            <m:oMath>
-              <m:sSub>
-                <m:e>
-                  <m:r>
-                    <m:t>T</m:t>
-                  </m:r>
-                </m:e>
-                <m:sub>
-                  <m:r>
-                    <m:t>b</m:t>
-                  </m:r>
-                  <m:r>
-                    <m:rPr>
-                      <m:sty m:val="p"/>
-                    </m:rPr>
-                    <m:t>,</m:t>
-                  </m:r>
-                  <m:r>
-                    <m:t>3</m:t>
-                  </m:r>
-                </m:sub>
-              </m:sSub>
-            </m:oMath>
-            <w:r>
-              <w:rPr>
-                <w:sz w:val="20"/>
-              </w:rPr>
-              <w:t xml:space="preserve"> </w:t>
-            </w:r>
-            <w:r>
-              <w:rPr>
-                <w:sz w:val="20"/>
-              </w:rPr>
-              <w:t xml:space="preserve">(s)</w:t>
+            <w:r>
+              <w:rPr>
+                <w:sz w:val="20"/>
+              </w:rPr>
+              <w:t xml:space="preserve">Medida 2</w:t>
             </w:r>
           </w:p>
         </w:tc>
@@ -2263,31 +2501,30 @@
               <w:keepNext/>
               <w:jc w:val="center"/>
             </w:pPr>
-            <m:oMath>
-              <m:sSub>
-                <m:e>
-                  <m:r>
-                    <m:t>T</m:t>
-                  </m:r>
-                </m:e>
-                <m:sub>
-                  <m:r>
-                    <m:t>b</m:t>
-                  </m:r>
-                </m:sub>
-              </m:sSub>
-            </m:oMath>
-            <w:r>
-              <w:rPr>
-                <w:sz w:val="20"/>
-              </w:rPr>
-              <w:t xml:space="preserve"> </w:t>
-            </w:r>
-            <w:r>
-              <w:rPr>
-                <w:sz w:val="20"/>
-              </w:rPr>
-              <w:t xml:space="preserve">medido (s)</w:t>
+            <w:r>
+              <w:rPr>
+                <w:sz w:val="20"/>
+              </w:rPr>
+              <w:t xml:space="preserve">Medida 3</w:t>
+            </w:r>
+          </w:p>
+        </w:tc>
+        <w:tc>
+          <w:tcPr>
+            <w:shd w:val="clear" w:color="auto" w:fill="FFF0C1"/>
+            <w:vAlign w:val="center"/>
+          </w:tcPr>
+          <w:p>
+            <w:pPr>
+              <w:pStyle w:val="Compact"/>
+              <w:keepNext/>
+              <w:jc w:val="center"/>
+            </w:pPr>
+            <w:r>
+              <w:rPr>
+                <w:sz w:val="20"/>
+              </w:rPr>
+              <w:t xml:space="preserve">Media</w:t>
             </w:r>
           </w:p>
         </w:tc>
@@ -2296,6 +2533,138 @@
         <w:trPr>
           <w:trHeight w:val="425" w:hRule="atLeast"/>
         </w:trPr>
+        <w:tc>
+          <w:tcPr>
+            <w:vAlign w:val="center"/>
+          </w:tcPr>
+          <w:p>
+            <w:pPr>
+              <w:pStyle w:val="Compact"/>
+              <w:keepNext/>
+              <w:jc w:val="center"/>
+            </w:pPr>
+            <m:oMath>
+              <m:sSub>
+                <m:e>
+                  <m:r>
+                    <m:t>T</m:t>
+                  </m:r>
+                </m:e>
+                <m:sub>
+                  <m:r>
+                    <m:t>b</m:t>
+                  </m:r>
+                </m:sub>
+              </m:sSub>
+            </m:oMath>
+            <w:r>
+              <w:rPr>
+                <w:sz w:val="20"/>
+              </w:rPr>
+              <w:t xml:space="preserve"> </w:t>
+            </w:r>
+            <w:r>
+              <w:rPr>
+                <w:sz w:val="20"/>
+              </w:rPr>
+              <w:t xml:space="preserve">(s)</w:t>
+            </w:r>
+          </w:p>
+        </w:tc>
+        <w:tc>
+          <w:tcPr>
+            <w:vAlign w:val="center"/>
+          </w:tcPr>
+          <w:p>
+            <w:pPr>
+              <w:pStyle w:val="Compact"/>
+              <w:keepNext/>
+              <w:jc w:val="center"/>
+            </w:pPr>
+            <w:r>
+              <w:rPr>
+                <w:sz w:val="20"/>
+              </w:rPr>
+              <w:t xml:space="preserve"> </w:t>
+            </w:r>
+          </w:p>
+        </w:tc>
+        <w:tc>
+          <w:tcPr>
+            <w:vAlign w:val="center"/>
+          </w:tcPr>
+          <w:p>
+            <w:pPr>
+              <w:pStyle w:val="Compact"/>
+              <w:keepNext/>
+              <w:jc w:val="center"/>
+            </w:pPr>
+            <w:r>
+              <w:rPr>
+                <w:sz w:val="20"/>
+              </w:rPr>
+              <w:t xml:space="preserve"> </w:t>
+            </w:r>
+          </w:p>
+        </w:tc>
+        <w:tc>
+          <w:tcPr>
+            <w:vAlign w:val="center"/>
+          </w:tcPr>
+          <w:p>
+            <w:pPr>
+              <w:pStyle w:val="Compact"/>
+              <w:keepNext/>
+              <w:jc w:val="center"/>
+            </w:pPr>
+            <w:r>
+              <w:rPr>
+                <w:sz w:val="20"/>
+              </w:rPr>
+              <w:t xml:space="preserve"> </w:t>
+            </w:r>
+          </w:p>
+        </w:tc>
+        <w:tc>
+          <w:tcPr>
+            <w:vAlign w:val="center"/>
+          </w:tcPr>
+          <w:p>
+            <w:pPr>
+              <w:pStyle w:val="Compact"/>
+              <w:keepNext/>
+              <w:jc w:val="center"/>
+            </w:pPr>
+            <w:r>
+              <w:rPr>
+                <w:sz w:val="20"/>
+              </w:rPr>
+              <w:t xml:space="preserve"> </w:t>
+            </w:r>
+          </w:p>
+        </w:tc>
+      </w:tr>
+      <w:tr>
+        <w:trPr>
+          <w:trHeight w:val="425" w:hRule="atLeast"/>
+        </w:trPr>
+        <w:tc>
+          <w:tcPr>
+            <w:vAlign w:val="center"/>
+          </w:tcPr>
+          <w:p>
+            <w:pPr>
+              <w:pStyle w:val="Compact"/>
+              <w:keepNext/>
+              <w:jc w:val="center"/>
+            </w:pPr>
+            <m:oMath>
+              <m:r>
+                <m:t>N</m:t>
+              </m:r>
+            </m:oMath>
+          </w:p>
+        </w:tc>
         <w:tc>
           <w:tcPr>
             <w:vAlign w:val="center"/>
@@ -2590,7 +2959,7 @@
         <w:jc w:val="center"/>
       </w:pPr>
       <w:r>
-        <w:t xml:space="preserve">Tabla 4. Ajuste lineal y frecuencia del modo en fase.</w:t>
+        <w:t xml:space="preserve">Tabla 5. Ajuste lineal y frecuencia del modo en fase.</w:t>
       </w:r>
     </w:p>
     <w:tbl>
@@ -2606,7 +2975,7 @@
           <w:insideV w:val="single" w:sz="6" w:color="000000"/>
         </w:tblBorders>
         <w:tblLook w:firstRow="1" w:lastRow="0" w:firstColumn="0" w:lastColumn="0" w:noHBand="0" w:noVBand="0" w:val="0020"/>
-        <w:tblCaption w:val="Tabla 4. Ajuste lineal y frecuencia del modo en fase."/>
+        <w:tblCaption w:val="Tabla 5. Ajuste lineal y frecuencia del modo en fase."/>
       </w:tblPr>
       <w:tblGrid>
         <w:gridCol w:w="1320"/>
@@ -2942,7 +3311,7 @@
         <w:t xml:space="preserve"> </w:t>
       </w:r>
       <w:r>
-        <w:t xml:space="preserve">= 10 g con</w:t>
+        <w:t xml:space="preserve">= 60 g con</w:t>
       </w:r>
       <w:r>
         <w:t xml:space="preserve"> </w:t>
@@ -2965,7 +3334,7 @@
         <w:t xml:space="preserve"> </w:t>
       </w:r>
       <w:r>
-        <w:t xml:space="preserve">(Parte A) y</w:t>
+        <w:t xml:space="preserve">(Tabla 2) y</w:t>
       </w:r>
       <w:r>
         <w:t xml:space="preserve"> </w:t>
@@ -2988,7 +3357,79 @@
         <w:t xml:space="preserve"> </w:t>
       </w:r>
       <w:r>
-        <w:t xml:space="preserve">(Tabla 2), y el cociente entre el medido y el teórico.</w:t>
+        <w:t xml:space="preserve">(Tabla 3), y el cociente entre el medido y el teórico. Calcule también el periodo de las oscilaciones dentro del batido,</w:t>
+      </w:r>
+      <w:r>
+        <w:t xml:space="preserve"> </w:t>
+      </w:r>
+      <m:oMath>
+        <m:sSub>
+          <m:e>
+            <m:r>
+              <m:t>T</m:t>
+            </m:r>
+          </m:e>
+          <m:sub>
+            <m:r>
+              <m:t>b</m:t>
+            </m:r>
+          </m:sub>
+        </m:sSub>
+        <m:r>
+          <m:rPr>
+            <m:sty m:val="p"/>
+          </m:rPr>
+          <m:t>/</m:t>
+        </m:r>
+        <m:r>
+          <m:t>N</m:t>
+        </m:r>
+      </m:oMath>
+      <w:r>
+        <w:t xml:space="preserve">, y escriba si queda entre</w:t>
+      </w:r>
+      <w:r>
+        <w:t xml:space="preserve"> </w:t>
+      </w:r>
+      <m:oMath>
+        <m:sSub>
+          <m:e>
+            <m:r>
+              <m:t>T</m:t>
+            </m:r>
+          </m:e>
+          <m:sub>
+            <m:r>
+              <m:t>2</m:t>
+            </m:r>
+          </m:sub>
+        </m:sSub>
+      </m:oMath>
+      <w:r>
+        <w:t xml:space="preserve"> </w:t>
+      </w:r>
+      <w:r>
+        <w:t xml:space="preserve">y</w:t>
+      </w:r>
+      <w:r>
+        <w:t xml:space="preserve"> </w:t>
+      </w:r>
+      <m:oMath>
+        <m:sSub>
+          <m:e>
+            <m:r>
+              <m:t>T</m:t>
+            </m:r>
+          </m:e>
+          <m:sub>
+            <m:r>
+              <m:t>1</m:t>
+            </m:r>
+          </m:sub>
+        </m:sSub>
+      </m:oMath>
+      <w:r>
+        <w:t xml:space="preserve">.</w:t>
       </w:r>
     </w:p>
     <w:p>
@@ -2999,7 +3440,7 @@
         <w:jc w:val="center"/>
       </w:pPr>
       <w:r>
-        <w:t xml:space="preserve">Tabla 5. Periodo de batido medido y teórico.</w:t>
+        <w:t xml:space="preserve">Tabla 6. Periodo de batido medido y teórico.</w:t>
       </w:r>
     </w:p>
     <w:tbl>
@@ -3015,12 +3456,14 @@
           <w:insideV w:val="single" w:sz="6" w:color="000000"/>
         </w:tblBorders>
         <w:tblLook w:firstRow="1" w:lastRow="0" w:firstColumn="0" w:lastColumn="0" w:noHBand="0" w:noVBand="0" w:val="0020"/>
-        <w:tblCaption w:val="Tabla 5. Periodo de batido medido y teórico."/>
+        <w:tblCaption w:val="Tabla 6. Periodo de batido medido y teórico."/>
       </w:tblPr>
       <w:tblGrid>
-        <w:gridCol w:w="2640"/>
-        <w:gridCol w:w="2640"/>
-        <w:gridCol w:w="2640"/>
+        <w:gridCol w:w="1584"/>
+        <w:gridCol w:w="1584"/>
+        <w:gridCol w:w="1584"/>
+        <w:gridCol w:w="1584"/>
+        <w:gridCol w:w="1584"/>
       </w:tblGrid>
       <w:tr>
         <w:trPr>
@@ -3124,11 +3567,172 @@
             </w:r>
           </w:p>
         </w:tc>
+        <w:tc>
+          <w:tcPr>
+            <w:shd w:val="clear" w:color="auto" w:fill="FFF0C1"/>
+            <w:vAlign w:val="center"/>
+          </w:tcPr>
+          <w:p>
+            <w:pPr>
+              <w:pStyle w:val="Compact"/>
+              <w:keepNext/>
+              <w:jc w:val="center"/>
+            </w:pPr>
+            <m:oMath>
+              <m:sSub>
+                <m:e>
+                  <m:r>
+                    <m:t>T</m:t>
+                  </m:r>
+                </m:e>
+                <m:sub>
+                  <m:r>
+                    <m:t>b</m:t>
+                  </m:r>
+                </m:sub>
+              </m:sSub>
+              <m:r>
+                <m:rPr>
+                  <m:sty m:val="p"/>
+                </m:rPr>
+                <m:t>/</m:t>
+              </m:r>
+              <m:r>
+                <m:t>N</m:t>
+              </m:r>
+            </m:oMath>
+            <w:r>
+              <w:rPr>
+                <w:sz w:val="20"/>
+              </w:rPr>
+              <w:t xml:space="preserve"> </w:t>
+            </w:r>
+            <w:r>
+              <w:rPr>
+                <w:sz w:val="20"/>
+              </w:rPr>
+              <w:t xml:space="preserve">(s)</w:t>
+            </w:r>
+          </w:p>
+        </w:tc>
+        <w:tc>
+          <w:tcPr>
+            <w:shd w:val="clear" w:color="auto" w:fill="FFF0C1"/>
+            <w:vAlign w:val="center"/>
+          </w:tcPr>
+          <w:p>
+            <w:pPr>
+              <w:pStyle w:val="Compact"/>
+              <w:keepNext/>
+              <w:jc w:val="center"/>
+            </w:pPr>
+            <w:r>
+              <w:rPr>
+                <w:sz w:val="20"/>
+              </w:rPr>
+              <w:t xml:space="preserve">¿Entre</w:t>
+            </w:r>
+            <w:r>
+              <w:rPr>
+                <w:sz w:val="20"/>
+              </w:rPr>
+              <w:t xml:space="preserve"> </w:t>
+            </w:r>
+            <m:oMath>
+              <m:sSub>
+                <m:e>
+                  <m:r>
+                    <m:t>T</m:t>
+                  </m:r>
+                </m:e>
+                <m:sub>
+                  <m:r>
+                    <m:t>2</m:t>
+                  </m:r>
+                </m:sub>
+              </m:sSub>
+            </m:oMath>
+            <w:r>
+              <w:rPr>
+                <w:sz w:val="20"/>
+              </w:rPr>
+              <w:t xml:space="preserve"> </w:t>
+            </w:r>
+            <w:r>
+              <w:rPr>
+                <w:sz w:val="20"/>
+              </w:rPr>
+              <w:t xml:space="preserve">y</w:t>
+            </w:r>
+            <w:r>
+              <w:rPr>
+                <w:sz w:val="20"/>
+              </w:rPr>
+              <w:t xml:space="preserve"> </w:t>
+            </w:r>
+            <m:oMath>
+              <m:sSub>
+                <m:e>
+                  <m:r>
+                    <m:t>T</m:t>
+                  </m:r>
+                </m:e>
+                <m:sub>
+                  <m:r>
+                    <m:t>1</m:t>
+                  </m:r>
+                </m:sub>
+              </m:sSub>
+            </m:oMath>
+            <w:r>
+              <w:rPr>
+                <w:sz w:val="20"/>
+              </w:rPr>
+              <w:t xml:space="preserve">?</w:t>
+            </w:r>
+          </w:p>
+        </w:tc>
       </w:tr>
       <w:tr>
         <w:trPr>
           <w:trHeight w:val="425" w:hRule="atLeast"/>
         </w:trPr>
+        <w:tc>
+          <w:tcPr>
+            <w:vAlign w:val="center"/>
+          </w:tcPr>
+          <w:p>
+            <w:pPr>
+              <w:pStyle w:val="Compact"/>
+              <w:keepNext/>
+              <w:jc w:val="center"/>
+            </w:pPr>
+            <w:r>
+              <w:rPr>
+                <w:sz w:val="20"/>
+              </w:rPr>
+              <w:t xml:space="preserve"> </w:t>
+            </w:r>
+          </w:p>
+        </w:tc>
+        <w:tc>
+          <w:tcPr>
+            <w:vAlign w:val="center"/>
+          </w:tcPr>
+          <w:p>
+            <w:pPr>
+              <w:pStyle w:val="Compact"/>
+              <w:keepNext/>
+              <w:jc w:val="center"/>
+            </w:pPr>
+            <w:r>
+              <w:rPr>
+                <w:sz w:val="20"/>
+              </w:rPr>
+              <w:t xml:space="preserve"> </w:t>
+            </w:r>
+          </w:p>
+        </w:tc>
         <w:tc>
           <w:tcPr>
             <w:vAlign w:val="center"/>
